--- a/assets/unit_conversion_report.docx
+++ b/assets/unit_conversion_report.docx
@@ -1,105 +1,82 @@
 
 <file path=word/document.xml><?xml version="1.0" encoding="utf-8"?>
-<w:document xmlns:o="urn:schemas-microsoft-com:office:office" xmlns:r="http://schemas.openxmlformats.org/officeDocument/2006/relationships" xmlns:v="urn:schemas-microsoft-com:vml" xmlns:w="http://schemas.openxmlformats.org/wordprocessingml/2006/main" xmlns:w10="urn:schemas-microsoft-com:office:word" xmlns:wp="http://schemas.openxmlformats.org/drawingml/2006/wordprocessingDrawing" xmlns:pic="http://schemas.openxmlformats.org/drawingml/2006/picture" xmlns:wps="http://schemas.microsoft.com/office/word/2010/wordprocessingShape" xmlns:wpg="http://schemas.microsoft.com/office/word/2010/wordprocessingGroup" xmlns:mc="http://schemas.openxmlformats.org/markup-compatibility/2006" xmlns:wp14="http://schemas.microsoft.com/office/word/2010/wordprocessingDrawing" xmlns:w14="http://schemas.microsoft.com/office/word/2010/wordml" xmlns:w15="http://schemas.microsoft.com/office/word/2012/wordml" mc:Ignorable="w14 wp14 w15">
+<w:document xmlns:wpc="http://schemas.microsoft.com/office/word/2010/wordprocessingCanvas" xmlns:cx="http://schemas.microsoft.com/office/drawing/2014/chartex" xmlns:cx1="http://schemas.microsoft.com/office/drawing/2015/9/8/chartex" xmlns:cx2="http://schemas.microsoft.com/office/drawing/2015/10/21/chartex" xmlns:cx3="http://schemas.microsoft.com/office/drawing/2016/5/9/chartex" xmlns:cx4="http://schemas.microsoft.com/office/drawing/2016/5/10/chartex" xmlns:cx5="http://schemas.microsoft.com/office/drawing/2016/5/11/chartex" xmlns:cx6="http://schemas.microsoft.com/office/drawing/2016/5/12/chartex" xmlns:cx7="http://schemas.microsoft.com/office/drawing/2016/5/13/chartex" xmlns:cx8="http://schemas.microsoft.com/office/drawing/2016/5/14/chartex" xmlns:mc="http://schemas.openxmlformats.org/markup-compatibility/2006" xmlns:aink="http://schemas.microsoft.com/office/drawing/2016/ink" xmlns:am3d="http://schemas.microsoft.com/office/drawing/2017/model3d" xmlns:o="urn:schemas-microsoft-com:office:office" xmlns:oel="http://schemas.microsoft.com/office/2019/extlst" xmlns:r="http://schemas.openxmlformats.org/officeDocument/2006/relationships" xmlns:m="http://schemas.openxmlformats.org/officeDocument/2006/math" xmlns:v="urn:schemas-microsoft-com:vml" xmlns:wp14="http://schemas.microsoft.com/office/word/2010/wordprocessingDrawing" xmlns:wp="http://schemas.openxmlformats.org/drawingml/2006/wordprocessingDrawing" xmlns:w10="urn:schemas-microsoft-com:office:word" xmlns:w="http://schemas.openxmlformats.org/wordprocessingml/2006/main" xmlns:w14="http://schemas.microsoft.com/office/word/2010/wordml" xmlns:w15="http://schemas.microsoft.com/office/word/2012/wordml" xmlns:w16cex="http://schemas.microsoft.com/office/word/2018/wordml/cex" xmlns:w16cid="http://schemas.microsoft.com/office/word/2016/wordml/cid" xmlns:w16="http://schemas.microsoft.com/office/word/2018/wordml" xmlns:w16du="http://schemas.microsoft.com/office/word/2023/wordml/word16du" xmlns:w16sdtdh="http://schemas.microsoft.com/office/word/2020/wordml/sdtdatahash" xmlns:w16sdtfl="http://schemas.microsoft.com/office/word/2024/wordml/sdtformatlock" xmlns:w16se="http://schemas.microsoft.com/office/word/2015/wordml/symex" xmlns:wpg="http://schemas.microsoft.com/office/word/2010/wordprocessingGroup" xmlns:wpi="http://schemas.microsoft.com/office/word/2010/wordprocessingInk" xmlns:wne="http://schemas.microsoft.com/office/word/2006/wordml" xmlns:wps="http://schemas.microsoft.com/office/word/2010/wordprocessingShape" mc:Ignorable="w14 w15 w16se w16cid w16 w16cex w16sdtdh w16sdtfl w16du wp14">
   <w:body>
     <w:p>
       <w:pPr>
         <w:pStyle w:val="Heading1"/>
-        <w:bidi w:val="0"/>
-        <w:spacing w:before="240" w:after="113"/>
-        <w:jc w:val="left"/>
-        <w:rPr/>
-      </w:pPr>
-      <w:r>
-        <w:rPr/>
+      </w:pPr>
+      <w:r>
         <w:t>Unit Conversion Mini-Project Report</w:t>
       </w:r>
     </w:p>
     <w:p>
       <w:pPr>
         <w:pStyle w:val="BodyTextmeta"/>
-        <w:bidi w:val="0"/>
-        <w:spacing w:before="0" w:after="340"/>
-        <w:jc w:val="left"/>
-        <w:rPr/>
-      </w:pPr>
-      <w:r>
-        <w:rPr/>
+      </w:pPr>
+      <w:r>
         <w:t xml:space="preserve">Artificial Intelligence Applications, 4th Semester Computer Science </w:t>
       </w:r>
     </w:p>
     <w:p>
       <w:pPr>
         <w:pStyle w:val="Heading2"/>
-        <w:numPr>
-          <w:ilvl w:val="0"/>
-          <w:numId w:val="0"/>
-        </w:numPr>
-        <w:bidi w:val="0"/>
-        <w:spacing w:before="397" w:after="142"/>
-        <w:ind w:left="1247"/>
-        <w:jc w:val="left"/>
-        <w:rPr/>
-      </w:pPr>
-      <w:r>
-        <w:rPr/>
+      </w:pPr>
+      <w:r>
         <w:t>1. Introduction</w:t>
       </w:r>
     </w:p>
     <w:p>
       <w:pPr>
         <w:pStyle w:val="BodyText"/>
-        <w:bidi w:val="0"/>
-        <w:spacing w:before="0" w:after="283"/>
-        <w:jc w:val="left"/>
-        <w:rPr/>
-      </w:pPr>
-      <w:r>
-        <w:rPr/>
-        <w:t xml:space="preserve">This mini-project implements a unit conversion tool built around a large language model. The goal of the project is to combine a React-based user interface with a Python FastAPI backend and use an LLM agent to decide which conversion tool should be executed. The system is designed so that the language model does not directly perform arithmetic by itself. Instead, it interprets the natural-language request, selects the correct tool, and passes the numerical input to that tool. </w:t>
-      </w:r>
-    </w:p>
-    <w:p>
-      <w:pPr>
-        <w:pStyle w:val="BodyText"/>
-        <w:bidi w:val="0"/>
-        <w:spacing w:before="0" w:after="283"/>
-        <w:jc w:val="left"/>
-        <w:rPr/>
-      </w:pPr>
-      <w:r>
-        <w:rPr/>
+      </w:pPr>
+      <w:r>
+        <w:t xml:space="preserve">This </w:t>
+      </w:r>
+      <w:proofErr w:type="gramStart"/>
+      <w:r>
+        <w:t>mini-project</w:t>
+      </w:r>
+      <w:proofErr w:type="gramEnd"/>
+      <w:r>
+        <w:t xml:space="preserve"> implements a unit conversion tool built around a large language</w:t>
+      </w:r>
+      <w:r>
+        <w:t xml:space="preserve"> </w:t>
+      </w:r>
+      <w:r>
+        <w:t xml:space="preserve">model. The goal of the project is to combine a React-based user interface with a Python </w:t>
+      </w:r>
+      <w:proofErr w:type="spellStart"/>
+      <w:r>
+        <w:t>FastAPI</w:t>
+      </w:r>
+      <w:proofErr w:type="spellEnd"/>
+      <w:r>
+        <w:t xml:space="preserve"> backend and use an LLM agent to decide which conversion tool should be executed. The system is designed so that the language model does not directly perform arithmetic by itself. Instead, it interprets the natural-language request, selects the correct tool, and passes the numerical input to that tool. </w:t>
+      </w:r>
+    </w:p>
+    <w:p>
+      <w:pPr>
+        <w:pStyle w:val="BodyText"/>
+      </w:pPr>
+      <w:r>
         <w:t xml:space="preserve">The project follows the required split architecture with a frontend for the user interaction and a backend API that exposes the LLM orchestration. Ollama is used as the local LLM provider. This makes the solution reproducible and aligned with the assignment requirement that at least one LLM must be used through Ollama. </w:t>
       </w:r>
     </w:p>
     <w:p>
       <w:pPr>
         <w:pStyle w:val="Heading2"/>
-        <w:numPr>
-          <w:ilvl w:val="0"/>
-          <w:numId w:val="0"/>
-        </w:numPr>
-        <w:bidi w:val="0"/>
-        <w:spacing w:before="397" w:after="142"/>
-        <w:ind w:left="1247"/>
-        <w:jc w:val="left"/>
-        <w:rPr/>
-      </w:pPr>
-      <w:r>
-        <w:rPr/>
+      </w:pPr>
+      <w:r>
         <w:t>2. System Architecture</w:t>
       </w:r>
     </w:p>
     <w:p>
       <w:pPr>
         <w:pStyle w:val="BodyText"/>
-        <w:bidi w:val="0"/>
-        <w:spacing w:before="0" w:after="283"/>
-        <w:jc w:val="left"/>
-        <w:rPr/>
-      </w:pPr>
-      <w:r>
-        <w:rPr/>
+      </w:pPr>
+      <w:r>
         <w:t>The solution is divided into three main parts:</w:t>
       </w:r>
     </w:p>
@@ -111,14 +88,10 @@
           <w:numId w:val="2"/>
         </w:numPr>
         <w:tabs>
-          <w:tab w:val="clear" w:pos="1134"/>
-          <w:tab w:val="left" w:pos="1956" w:leader="none"/>
-        </w:tabs>
-        <w:bidi w:val="0"/>
-        <w:spacing w:before="0" w:after="0"/>
-        <w:ind w:hanging="283" w:left="1956"/>
-        <w:jc w:val="left"/>
-        <w:rPr/>
+          <w:tab w:val="left" w:pos="1956"/>
+        </w:tabs>
+        <w:spacing w:after="0"/>
+        <w:ind w:left="1956"/>
       </w:pPr>
       <w:r>
         <w:rPr>
@@ -127,7 +100,6 @@
         <w:t>Frontend:</w:t>
       </w:r>
       <w:r>
-        <w:rPr/>
         <w:t xml:space="preserve"> A React application where the user can type a conversion request, choose an Ollama model, and view the result. </w:t>
       </w:r>
     </w:p>
@@ -139,14 +111,10 @@
           <w:numId w:val="2"/>
         </w:numPr>
         <w:tabs>
-          <w:tab w:val="clear" w:pos="1134"/>
-          <w:tab w:val="left" w:pos="1956" w:leader="none"/>
-        </w:tabs>
-        <w:bidi w:val="0"/>
-        <w:spacing w:before="0" w:after="0"/>
-        <w:ind w:hanging="283" w:left="1956"/>
-        <w:jc w:val="left"/>
-        <w:rPr/>
+          <w:tab w:val="left" w:pos="1956"/>
+        </w:tabs>
+        <w:spacing w:after="0"/>
+        <w:ind w:left="1956"/>
       </w:pPr>
       <w:r>
         <w:rPr>
@@ -155,8 +123,15 @@
         <w:t>Backend API:</w:t>
       </w:r>
       <w:r>
-        <w:rPr/>
-        <w:t xml:space="preserve"> A FastAPI application that receives the request, calls the agent, executes the selected conversion tool, and returns structured JSON. </w:t>
+        <w:t xml:space="preserve"> A </w:t>
+      </w:r>
+      <w:proofErr w:type="spellStart"/>
+      <w:r>
+        <w:t>FastAPI</w:t>
+      </w:r>
+      <w:proofErr w:type="spellEnd"/>
+      <w:r>
+        <w:t xml:space="preserve"> application that receives the request, calls the agent, executes the selected conversion tool, and returns structured JSON. </w:t>
       </w:r>
     </w:p>
     <w:p>
@@ -167,13 +142,9 @@
           <w:numId w:val="2"/>
         </w:numPr>
         <w:tabs>
-          <w:tab w:val="clear" w:pos="1134"/>
-          <w:tab w:val="left" w:pos="1956" w:leader="none"/>
-        </w:tabs>
-        <w:bidi w:val="0"/>
-        <w:ind w:hanging="283" w:left="1956"/>
-        <w:jc w:val="left"/>
-        <w:rPr/>
+          <w:tab w:val="left" w:pos="1956"/>
+        </w:tabs>
+        <w:ind w:left="1956"/>
       </w:pPr>
       <w:r>
         <w:rPr>
@@ -182,21 +153,39 @@
         <w:t>Evaluation setup:</w:t>
       </w:r>
       <w:r>
-        <w:rPr/>
-        <w:t xml:space="preserve"> Promptfoo configuration files prepared for model and prompt evaluation across six different Ollama models. </w:t>
-      </w:r>
-    </w:p>
-    <w:p>
-      <w:pPr>
-        <w:pStyle w:val="BodyText"/>
-        <w:bidi w:val="0"/>
-        <w:spacing w:before="0" w:after="283"/>
-        <w:jc w:val="left"/>
-        <w:rPr/>
-      </w:pPr>
-      <w:r>
-        <w:rPr/>
-        <w:t xml:space="preserve">The backend is the central integration point. The frontend communicates only with the FastAPI API, while the FastAPI service communicates with the Ollama server over HTTP on </w:t>
+        <w:t xml:space="preserve"> </w:t>
+      </w:r>
+      <w:proofErr w:type="spellStart"/>
+      <w:r>
+        <w:t>Promptfoo</w:t>
+      </w:r>
+      <w:proofErr w:type="spellEnd"/>
+      <w:r>
+        <w:t xml:space="preserve"> configuration files prepared for model and prompt evaluation across six different Ollama models. </w:t>
+      </w:r>
+    </w:p>
+    <w:p>
+      <w:pPr>
+        <w:pStyle w:val="BodyText"/>
+      </w:pPr>
+      <w:r>
+        <w:t xml:space="preserve">The backend is the central integration point. The frontend communicates only with the </w:t>
+      </w:r>
+      <w:proofErr w:type="spellStart"/>
+      <w:r>
+        <w:t>FastAPI</w:t>
+      </w:r>
+      <w:proofErr w:type="spellEnd"/>
+      <w:r>
+        <w:t xml:space="preserve"> API, while the </w:t>
+      </w:r>
+      <w:proofErr w:type="spellStart"/>
+      <w:r>
+        <w:t>FastAPI</w:t>
+      </w:r>
+      <w:proofErr w:type="spellEnd"/>
+      <w:r>
+        <w:t xml:space="preserve"> service communicates with the Ollama server over HTTP on </w:t>
       </w:r>
       <w:r>
         <w:rPr>
@@ -205,55 +194,57 @@
         <w:t>http://localhost:11434</w:t>
       </w:r>
       <w:r>
-        <w:rPr/>
         <w:t xml:space="preserve">. </w:t>
       </w:r>
     </w:p>
     <w:p>
       <w:pPr>
         <w:pStyle w:val="Heading2"/>
-        <w:numPr>
-          <w:ilvl w:val="0"/>
-          <w:numId w:val="0"/>
-        </w:numPr>
-        <w:bidi w:val="0"/>
-        <w:spacing w:before="397" w:after="142"/>
-        <w:ind w:left="1247"/>
-        <w:jc w:val="left"/>
-        <w:rPr/>
-      </w:pPr>
-      <w:r>
-        <w:rPr/>
+      </w:pPr>
+      <w:r>
         <w:t>3. User Interface</w:t>
       </w:r>
     </w:p>
     <w:p>
       <w:pPr>
         <w:pStyle w:val="BodyText"/>
-        <w:bidi w:val="0"/>
-        <w:spacing w:before="0" w:after="283"/>
-        <w:jc w:val="left"/>
-        <w:rPr/>
-      </w:pPr>
-      <w:r>
-        <w:rPr/>
-        <w:t xml:space="preserve">The user interface was implemented in React and designed to make the conversion flow simple. The user can enter a natural-language prompt such as “Convert 5 kilograms to pounds”, optionally choose an Ollama model, and submit the request. The UI then displays the calculated result, the tool selected by the agent, and the conversion formula used. </w:t>
-      </w:r>
-    </w:p>
-    <w:p>
-      <w:pPr>
-        <w:pStyle w:val="BodyText"/>
-        <w:bidi w:val="0"/>
-        <w:spacing w:before="0" w:after="283"/>
-        <w:jc w:val="left"/>
-        <w:rPr/>
-      </w:pPr>
-      <w:r>
-        <w:rPr/>
+      </w:pPr>
+      <w:r>
+        <w:t xml:space="preserve">The user interface was implemented in React and designed to make the conversion flow simple. The user can enter a natural-language prompt such as “Convert 5 kilograms to pounds”, optionally choose an Ollama model, and submit the request. The UI then displays the calculated result, the tool selected by the agent, and the </w:t>
+      </w:r>
+      <w:r>
+        <w:lastRenderedPageBreak/>
+        <w:t xml:space="preserve">conversion formula used. </w:t>
+      </w:r>
+    </w:p>
+    <w:p>
+      <w:pPr>
+        <w:pStyle w:val="BodyText"/>
+      </w:pPr>
+      <w:r>
+        <w:rPr>
+          <w:noProof/>
+        </w:rPr>
         <w:drawing>
-          <wp:inline distT="0" distB="0" distL="0" distR="0">
-            <wp:extent cx="18049875" cy="8220075"/>
+          <wp:anchor distT="0" distB="0" distL="114300" distR="114300" simplePos="0" relativeHeight="251658240" behindDoc="1" locked="0" layoutInCell="1" allowOverlap="1" wp14:anchorId="5B6FE412" wp14:editId="2E00EEEB">
+            <wp:simplePos x="0" y="0"/>
+            <wp:positionH relativeFrom="column">
+              <wp:posOffset>790055</wp:posOffset>
+            </wp:positionH>
+            <wp:positionV relativeFrom="paragraph">
+              <wp:posOffset>-173</wp:posOffset>
+            </wp:positionV>
+            <wp:extent cx="4968875" cy="2263140"/>
             <wp:effectExtent l="0" t="0" r="0" b="0"/>
+            <wp:wrapTight wrapText="bothSides">
+              <wp:wrapPolygon edited="0">
+                <wp:start x="0" y="0"/>
+                <wp:lineTo x="0" y="21455"/>
+                <wp:lineTo x="21531" y="21455"/>
+                <wp:lineTo x="21531" y="0"/>
+                <wp:lineTo x="0" y="0"/>
+              </wp:wrapPolygon>
+            </wp:wrapTight>
             <wp:docPr id="1" name="Image1" descr="Frontend screenshot"/>
             <wp:cNvGraphicFramePr>
               <a:graphicFrameLocks xmlns:a="http://schemas.openxmlformats.org/drawingml/2006/main" noChangeAspect="1"/>
@@ -268,7 +259,7 @@
                     </pic:cNvPicPr>
                   </pic:nvPicPr>
                   <pic:blipFill>
-                    <a:blip r:link="rId2"/>
+                    <a:blip r:link="rId5"/>
                     <a:stretch>
                       <a:fillRect/>
                     </a:stretch>
@@ -276,7 +267,7 @@
                   <pic:spPr bwMode="auto">
                     <a:xfrm>
                       <a:off x="0" y="0"/>
-                      <a:ext cx="18049875" cy="8220075"/>
+                      <a:ext cx="4968875" cy="2263140"/>
                     </a:xfrm>
                     <a:prstGeom prst="rect">
                       <a:avLst/>
@@ -286,54 +277,34 @@
                 </pic:pic>
               </a:graphicData>
             </a:graphic>
-          </wp:inline>
+          </wp:anchor>
         </w:drawing>
       </w:r>
       <w:r>
-        <w:rPr/>
         <w:t xml:space="preserve"> </w:t>
       </w:r>
     </w:p>
     <w:p>
       <w:pPr>
         <w:pStyle w:val="BodyTextcaption"/>
-        <w:bidi w:val="0"/>
-        <w:jc w:val="center"/>
-        <w:rPr/>
-      </w:pPr>
-      <w:r>
-        <w:rPr/>
+      </w:pPr>
+      <w:r>
         <w:t>Figure 1. Screenshot of the React frontend.</w:t>
       </w:r>
     </w:p>
     <w:p>
       <w:pPr>
         <w:pStyle w:val="Heading2"/>
-        <w:numPr>
-          <w:ilvl w:val="0"/>
-          <w:numId w:val="0"/>
-        </w:numPr>
-        <w:bidi w:val="0"/>
-        <w:spacing w:before="397" w:after="142"/>
-        <w:ind w:left="1247"/>
-        <w:jc w:val="left"/>
-        <w:rPr/>
-      </w:pPr>
-      <w:r>
-        <w:rPr/>
+      </w:pPr>
+      <w:r>
         <w:t>4. API Design</w:t>
       </w:r>
     </w:p>
     <w:p>
       <w:pPr>
         <w:pStyle w:val="BodyText"/>
-        <w:bidi w:val="0"/>
-        <w:spacing w:before="0" w:after="283"/>
-        <w:jc w:val="left"/>
-        <w:rPr/>
-      </w:pPr>
-      <w:r>
-        <w:rPr/>
+      </w:pPr>
+      <w:r>
         <w:t>The backend API exposes two endpoints:</w:t>
       </w:r>
     </w:p>
@@ -345,14 +316,10 @@
           <w:numId w:val="3"/>
         </w:numPr>
         <w:tabs>
-          <w:tab w:val="clear" w:pos="1134"/>
-          <w:tab w:val="left" w:pos="1956" w:leader="none"/>
-        </w:tabs>
-        <w:bidi w:val="0"/>
-        <w:spacing w:before="0" w:after="0"/>
-        <w:ind w:hanging="283" w:left="1956"/>
-        <w:jc w:val="left"/>
-        <w:rPr/>
+          <w:tab w:val="left" w:pos="1956"/>
+        </w:tabs>
+        <w:spacing w:after="0"/>
+        <w:ind w:left="1956"/>
       </w:pPr>
       <w:r>
         <w:rPr>
@@ -361,7 +328,6 @@
         <w:t>GET /health</w:t>
       </w:r>
       <w:r>
-        <w:rPr/>
         <w:t xml:space="preserve">: Returns a simple health response together with the configured Ollama base URL. </w:t>
       </w:r>
     </w:p>
@@ -373,13 +339,9 @@
           <w:numId w:val="3"/>
         </w:numPr>
         <w:tabs>
-          <w:tab w:val="clear" w:pos="1134"/>
-          <w:tab w:val="left" w:pos="1956" w:leader="none"/>
-        </w:tabs>
-        <w:bidi w:val="0"/>
-        <w:ind w:hanging="283" w:left="1956"/>
-        <w:jc w:val="left"/>
-        <w:rPr/>
+          <w:tab w:val="left" w:pos="1956"/>
+        </w:tabs>
+        <w:ind w:left="1956"/>
       </w:pPr>
       <w:r>
         <w:rPr>
@@ -388,111 +350,75 @@
         <w:t>POST /convert</w:t>
       </w:r>
       <w:r>
-        <w:rPr/>
         <w:t xml:space="preserve">: Accepts a JSON request with a natural-language input and an optional model name. The response contains the selected model, the agent’s reasoning, the selected tool, the tool arguments, the conversion result, and a readable explanation. </w:t>
       </w:r>
     </w:p>
     <w:p>
       <w:pPr>
         <w:pStyle w:val="BodyText"/>
-        <w:bidi w:val="0"/>
-        <w:spacing w:before="0" w:after="283"/>
-        <w:jc w:val="left"/>
-        <w:rPr/>
-      </w:pPr>
-      <w:r>
-        <w:rPr/>
+      </w:pPr>
+      <w:r>
         <w:t>A typical request body is:</w:t>
       </w:r>
     </w:p>
     <w:p>
       <w:pPr>
-        <w:pStyle w:val="PreformattedText"/>
-        <w:bidi w:val="0"/>
-        <w:spacing w:before="1247" w:after="0"/>
-        <w:jc w:val="left"/>
-        <w:rPr/>
-      </w:pPr>
-      <w:r>
-        <w:rPr/>
+        <w:pStyle w:val="BodyText"/>
+      </w:pPr>
+      <w:r>
         <w:t>{</w:t>
       </w:r>
     </w:p>
     <w:p>
       <w:pPr>
-        <w:pStyle w:val="PreformattedText"/>
-        <w:bidi w:val="0"/>
-        <w:spacing w:before="1247" w:after="0"/>
-        <w:jc w:val="left"/>
-        <w:rPr/>
-      </w:pPr>
-      <w:r>
-        <w:rPr/>
-        <w:t xml:space="preserve">  </w:t>
-      </w:r>
-      <w:r>
-        <w:rPr/>
-        <w:t>"user_input": "Convert 5 kilograms to pounds",</w:t>
-      </w:r>
-    </w:p>
-    <w:p>
-      <w:pPr>
-        <w:pStyle w:val="PreformattedText"/>
-        <w:bidi w:val="0"/>
-        <w:spacing w:before="1247" w:after="0"/>
-        <w:jc w:val="left"/>
-        <w:rPr/>
-      </w:pPr>
-      <w:r>
-        <w:rPr/>
-        <w:t xml:space="preserve">  </w:t>
-      </w:r>
-      <w:r>
-        <w:rPr/>
-        <w:t>"model": "llama3.2:3b"</w:t>
-      </w:r>
-    </w:p>
-    <w:p>
-      <w:pPr>
-        <w:pStyle w:val="PreformattedText"/>
-        <w:bidi w:val="0"/>
-        <w:spacing w:before="1247" w:after="283"/>
-        <w:jc w:val="left"/>
-        <w:rPr/>
-      </w:pPr>
-      <w:r>
-        <w:rPr/>
+        <w:pStyle w:val="BodyText"/>
+      </w:pPr>
+      <w:r>
+        <w:t xml:space="preserve"> "</w:t>
+      </w:r>
+      <w:proofErr w:type="spellStart"/>
+      <w:proofErr w:type="gramStart"/>
+      <w:r>
+        <w:t>user</w:t>
+      </w:r>
+      <w:proofErr w:type="gramEnd"/>
+      <w:r>
+        <w:t>_input</w:t>
+      </w:r>
+      <w:proofErr w:type="spellEnd"/>
+      <w:r>
+        <w:t>": "Convert 5 kilograms to pounds",</w:t>
+      </w:r>
+    </w:p>
+    <w:p>
+      <w:pPr>
+        <w:pStyle w:val="BodyText"/>
+      </w:pPr>
+      <w:r>
+        <w:t xml:space="preserve">  "model": "llama3.2:3b"</w:t>
+      </w:r>
+    </w:p>
+    <w:p>
+      <w:pPr>
+        <w:pStyle w:val="BodyText"/>
+      </w:pPr>
+      <w:r>
         <w:t>}</w:t>
       </w:r>
     </w:p>
     <w:p>
       <w:pPr>
         <w:pStyle w:val="Heading2"/>
-        <w:numPr>
-          <w:ilvl w:val="0"/>
-          <w:numId w:val="0"/>
-        </w:numPr>
-        <w:bidi w:val="0"/>
-        <w:spacing w:before="397" w:after="142"/>
-        <w:ind w:left="1247"/>
-        <w:jc w:val="left"/>
-        <w:rPr/>
-      </w:pPr>
-      <w:r>
-        <w:rPr/>
+      </w:pPr>
+      <w:r>
         <w:t>5. Agent and Tools</w:t>
       </w:r>
     </w:p>
     <w:p>
       <w:pPr>
         <w:pStyle w:val="BodyText"/>
-        <w:bidi w:val="0"/>
-        <w:spacing w:before="0" w:after="283"/>
-        <w:jc w:val="left"/>
-        <w:rPr/>
-      </w:pPr>
-      <w:r>
-        <w:rPr/>
+      </w:pPr>
+      <w:r>
         <w:t xml:space="preserve">The solution uses one agent called </w:t>
       </w:r>
       <w:r>
@@ -502,20 +428,14 @@
         <w:t>ConversionAgent</w:t>
       </w:r>
       <w:r>
-        <w:rPr/>
         <w:t xml:space="preserve">. This agent receives the user request, sends a system prompt and a user prompt to Ollama, and asks the model to return a JSON object describing which tool to call and what numeric value to pass to that tool. </w:t>
       </w:r>
     </w:p>
     <w:p>
       <w:pPr>
         <w:pStyle w:val="BodyText"/>
-        <w:bidi w:val="0"/>
-        <w:spacing w:before="0" w:after="283"/>
-        <w:jc w:val="left"/>
-        <w:rPr/>
-      </w:pPr>
-      <w:r>
-        <w:rPr/>
+      </w:pPr>
+      <w:r>
         <w:t>The current implementation includes six tools, satisfying the minimum requirement:</w:t>
       </w:r>
     </w:p>
@@ -527,17 +447,13 @@
           <w:numId w:val="4"/>
         </w:numPr>
         <w:tabs>
-          <w:tab w:val="clear" w:pos="1134"/>
-          <w:tab w:val="left" w:pos="1956" w:leader="none"/>
-        </w:tabs>
-        <w:bidi w:val="0"/>
-        <w:spacing w:before="0" w:after="0"/>
-        <w:ind w:hanging="283" w:left="1956"/>
-        <w:jc w:val="left"/>
-        <w:rPr/>
-      </w:pPr>
-      <w:r>
-        <w:rPr/>
+          <w:tab w:val="left" w:pos="1956"/>
+        </w:tabs>
+        <w:spacing w:after="0"/>
+        <w:ind w:left="1956"/>
+      </w:pPr>
+      <w:r>
+        <w:lastRenderedPageBreak/>
         <w:t xml:space="preserve">Kilograms to pounds </w:t>
       </w:r>
     </w:p>
@@ -549,17 +465,12 @@
           <w:numId w:val="4"/>
         </w:numPr>
         <w:tabs>
-          <w:tab w:val="clear" w:pos="1134"/>
-          <w:tab w:val="left" w:pos="1956" w:leader="none"/>
-        </w:tabs>
-        <w:bidi w:val="0"/>
-        <w:spacing w:before="0" w:after="0"/>
-        <w:ind w:hanging="283" w:left="1956"/>
-        <w:jc w:val="left"/>
-        <w:rPr/>
-      </w:pPr>
-      <w:r>
-        <w:rPr/>
+          <w:tab w:val="left" w:pos="1956"/>
+        </w:tabs>
+        <w:spacing w:after="0"/>
+        <w:ind w:left="1956"/>
+      </w:pPr>
+      <w:r>
         <w:t xml:space="preserve">Pounds to kilograms </w:t>
       </w:r>
     </w:p>
@@ -571,17 +482,12 @@
           <w:numId w:val="4"/>
         </w:numPr>
         <w:tabs>
-          <w:tab w:val="clear" w:pos="1134"/>
-          <w:tab w:val="left" w:pos="1956" w:leader="none"/>
-        </w:tabs>
-        <w:bidi w:val="0"/>
-        <w:spacing w:before="0" w:after="0"/>
-        <w:ind w:hanging="283" w:left="1956"/>
-        <w:jc w:val="left"/>
-        <w:rPr/>
-      </w:pPr>
-      <w:r>
-        <w:rPr/>
+          <w:tab w:val="left" w:pos="1956"/>
+        </w:tabs>
+        <w:spacing w:after="0"/>
+        <w:ind w:left="1956"/>
+      </w:pPr>
+      <w:r>
         <w:t xml:space="preserve">Gallons to liters </w:t>
       </w:r>
     </w:p>
@@ -593,17 +499,12 @@
           <w:numId w:val="4"/>
         </w:numPr>
         <w:tabs>
-          <w:tab w:val="clear" w:pos="1134"/>
-          <w:tab w:val="left" w:pos="1956" w:leader="none"/>
-        </w:tabs>
-        <w:bidi w:val="0"/>
-        <w:spacing w:before="0" w:after="0"/>
-        <w:ind w:hanging="283" w:left="1956"/>
-        <w:jc w:val="left"/>
-        <w:rPr/>
-      </w:pPr>
-      <w:r>
-        <w:rPr/>
+          <w:tab w:val="left" w:pos="1956"/>
+        </w:tabs>
+        <w:spacing w:after="0"/>
+        <w:ind w:left="1956"/>
+      </w:pPr>
+      <w:r>
         <w:t xml:space="preserve">Meters to feet </w:t>
       </w:r>
     </w:p>
@@ -615,17 +516,12 @@
           <w:numId w:val="4"/>
         </w:numPr>
         <w:tabs>
-          <w:tab w:val="clear" w:pos="1134"/>
-          <w:tab w:val="left" w:pos="1956" w:leader="none"/>
-        </w:tabs>
-        <w:bidi w:val="0"/>
-        <w:spacing w:before="0" w:after="0"/>
-        <w:ind w:hanging="283" w:left="1956"/>
-        <w:jc w:val="left"/>
-        <w:rPr/>
-      </w:pPr>
-      <w:r>
-        <w:rPr/>
+          <w:tab w:val="left" w:pos="1956"/>
+        </w:tabs>
+        <w:spacing w:after="0"/>
+        <w:ind w:left="1956"/>
+      </w:pPr>
+      <w:r>
         <w:t xml:space="preserve">Fahrenheit to Celsius </w:t>
       </w:r>
     </w:p>
@@ -637,60 +533,43 @@
           <w:numId w:val="4"/>
         </w:numPr>
         <w:tabs>
-          <w:tab w:val="clear" w:pos="1134"/>
-          <w:tab w:val="left" w:pos="1956" w:leader="none"/>
-        </w:tabs>
-        <w:bidi w:val="0"/>
-        <w:ind w:hanging="283" w:left="1956"/>
-        <w:jc w:val="left"/>
-        <w:rPr/>
-      </w:pPr>
-      <w:r>
-        <w:rPr/>
+          <w:tab w:val="left" w:pos="1956"/>
+        </w:tabs>
+        <w:ind w:left="1956"/>
+      </w:pPr>
+      <w:r>
         <w:t xml:space="preserve">Miles per hour to kilometers per hour </w:t>
       </w:r>
     </w:p>
     <w:p>
       <w:pPr>
         <w:pStyle w:val="BodyText"/>
-        <w:bidi w:val="0"/>
-        <w:spacing w:before="0" w:after="283"/>
-        <w:jc w:val="left"/>
-        <w:rPr/>
-      </w:pPr>
-      <w:r>
-        <w:rPr/>
-        <w:t xml:space="preserve">Each conversion is implemented as a dedicated backend function. This means the agent acts as the decision-maker, while the actual arithmetic is handled by deterministic tool functions. This approach reduces the risk of arithmetic hallucinations and makes the architecture easier to test and document. </w:t>
+      </w:pPr>
+      <w:r>
+        <w:t xml:space="preserve">Each conversion is implemented as a dedicated backend function. This means the agent acts as the decision-maker, while the actual arithmetic is handled by deterministic tool functions. This approach reduces the risk of arithmetic hallucinations and makes </w:t>
+      </w:r>
+      <w:proofErr w:type="gramStart"/>
+      <w:r>
+        <w:t>the architecture</w:t>
+      </w:r>
+      <w:proofErr w:type="gramEnd"/>
+      <w:r>
+        <w:t xml:space="preserve"> easier to test and document. </w:t>
       </w:r>
     </w:p>
     <w:p>
       <w:pPr>
         <w:pStyle w:val="Heading2"/>
-        <w:numPr>
-          <w:ilvl w:val="0"/>
-          <w:numId w:val="0"/>
-        </w:numPr>
-        <w:bidi w:val="0"/>
-        <w:spacing w:before="397" w:after="142"/>
-        <w:ind w:left="1247"/>
-        <w:jc w:val="left"/>
-        <w:rPr/>
-      </w:pPr>
-      <w:r>
-        <w:rPr/>
+      </w:pPr>
+      <w:r>
         <w:t>6. Model Choice</w:t>
       </w:r>
     </w:p>
     <w:p>
       <w:pPr>
         <w:pStyle w:val="BodyText"/>
-        <w:bidi w:val="0"/>
-        <w:spacing w:before="0" w:after="283"/>
-        <w:jc w:val="left"/>
-        <w:rPr/>
-      </w:pPr>
-      <w:r>
-        <w:rPr/>
+      </w:pPr>
+      <w:r>
         <w:t xml:space="preserve">The default model configured in the current version is </w:t>
       </w:r>
       <w:r>
@@ -700,8 +579,15 @@
         <w:t>llama3.2:3b</w:t>
       </w:r>
       <w:r>
-        <w:rPr/>
-        <w:t xml:space="preserve">. This model was selected as an initial baseline because it is lightweight, easy to run locally through Ollama, and suitable for short classification-style tasks such as selecting a tool from a constrained list. The Promptfoo setup also includes five more candidate models: </w:t>
+        <w:t xml:space="preserve">. This model was selected as an initial baseline because it is lightweight, easy to run locally through Ollama, and suitable for short classification-style tasks such as selecting a tool from a constrained list. The </w:t>
+      </w:r>
+      <w:proofErr w:type="spellStart"/>
+      <w:r>
+        <w:t>Promptfoo</w:t>
+      </w:r>
+      <w:proofErr w:type="spellEnd"/>
+      <w:r>
+        <w:t xml:space="preserve"> setup also includes five more candidate models: </w:t>
       </w:r>
       <w:r>
         <w:rPr>
@@ -710,7 +596,6 @@
         <w:t>llama3.1:8b</w:t>
       </w:r>
       <w:r>
-        <w:rPr/>
         <w:t xml:space="preserve">, </w:t>
       </w:r>
       <w:r>
@@ -720,7 +605,6 @@
         <w:t>mistral:7b</w:t>
       </w:r>
       <w:r>
-        <w:rPr/>
         <w:t xml:space="preserve">, </w:t>
       </w:r>
       <w:r>
@@ -730,7 +614,6 @@
         <w:t>qwen2.5:7b</w:t>
       </w:r>
       <w:r>
-        <w:rPr/>
         <w:t xml:space="preserve">, </w:t>
       </w:r>
       <w:r>
@@ -740,7 +623,6 @@
         <w:t>gemma2:9b</w:t>
       </w:r>
       <w:r>
-        <w:rPr/>
         <w:t xml:space="preserve">, and </w:t>
       </w:r>
       <w:r>
@@ -750,171 +632,306 @@
         <w:t>phi3:3.8b</w:t>
       </w:r>
       <w:r>
-        <w:rPr/>
         <w:t xml:space="preserve">. </w:t>
       </w:r>
     </w:p>
     <w:p>
       <w:pPr>
         <w:pStyle w:val="BodyText"/>
-        <w:bidi w:val="0"/>
-        <w:spacing w:before="0" w:after="283"/>
-        <w:jc w:val="left"/>
-        <w:rPr/>
-      </w:pPr>
-      <w:r>
-        <w:rPr/>
+      </w:pPr>
+      <w:r>
         <w:t xml:space="preserve">The final model choice should be based on evaluation results. The report should discuss tradeoffs between speed, local resource usage, consistency of tool selection, and numerical correctness. </w:t>
       </w:r>
     </w:p>
     <w:p>
       <w:pPr>
         <w:pStyle w:val="Heading2"/>
-        <w:numPr>
-          <w:ilvl w:val="0"/>
-          <w:numId w:val="0"/>
-        </w:numPr>
-        <w:bidi w:val="0"/>
-        <w:spacing w:before="397" w:after="142"/>
-        <w:ind w:left="1247"/>
-        <w:jc w:val="left"/>
-        <w:rPr/>
-      </w:pPr>
-      <w:r>
-        <w:rPr/>
+      </w:pPr>
+      <w:r>
         <w:t>7. Prompt Design</w:t>
       </w:r>
     </w:p>
     <w:p>
       <w:pPr>
         <w:pStyle w:val="BodyText"/>
-        <w:bidi w:val="0"/>
-        <w:spacing w:before="0" w:after="283"/>
-        <w:jc w:val="left"/>
-        <w:rPr/>
-      </w:pPr>
-      <w:r>
-        <w:rPr/>
+      </w:pPr>
+      <w:r>
         <w:t xml:space="preserve">The prompting strategy is based on constrained structured output. The system prompt tells the model that it is a unit conversion agent, that it must choose exactly one available tool, and that it must return JSON only. The user prompt includes the list of available tools and the original natural-language request. </w:t>
       </w:r>
     </w:p>
     <w:p>
       <w:pPr>
         <w:pStyle w:val="BodyText"/>
-        <w:bidi w:val="0"/>
-        <w:spacing w:before="0" w:after="283"/>
-        <w:jc w:val="left"/>
-        <w:rPr/>
-      </w:pPr>
-      <w:r>
-        <w:rPr/>
-        <w:t xml:space="preserve">This design is influenced by structured prompting and tool-usage prompting. By giving the model a restricted set of tools and a strict JSON schema, the solution reduces ambiguity and makes the backend easier to validate. The prompt also encourages the model to extract a single numeric value from the request, which is important for reliable tool invocation. </w:t>
+      </w:pPr>
+      <w:r>
+        <w:t xml:space="preserve">This design is influenced by structured prompting and tool-usage prompting. By giving the </w:t>
+      </w:r>
+      <w:proofErr w:type="gramStart"/>
+      <w:r>
+        <w:t>model</w:t>
+      </w:r>
+      <w:proofErr w:type="gramEnd"/>
+      <w:r>
+        <w:t xml:space="preserve"> a restricted set of tools and a strict JSON schema, the solution reduces ambiguity and makes the backend easier to validate. The prompt also encourages the model to extract a single numeric value from the request, which is important for reliable tool invocation. </w:t>
       </w:r>
     </w:p>
     <w:p>
       <w:pPr>
         <w:pStyle w:val="Heading2"/>
-        <w:numPr>
-          <w:ilvl w:val="0"/>
-          <w:numId w:val="0"/>
-        </w:numPr>
-        <w:bidi w:val="0"/>
-        <w:spacing w:before="397" w:after="142"/>
-        <w:ind w:left="1247"/>
-        <w:jc w:val="left"/>
-        <w:rPr/>
-      </w:pPr>
-      <w:r>
-        <w:rPr/>
+      </w:pPr>
+      <w:r>
         <w:t>8. Evaluation Plan</w:t>
       </w:r>
     </w:p>
     <w:p>
       <w:pPr>
         <w:pStyle w:val="BodyText"/>
-        <w:bidi w:val="0"/>
-        <w:spacing w:before="0" w:after="283"/>
-        <w:jc w:val="left"/>
-        <w:rPr/>
-      </w:pPr>
-      <w:r>
-        <w:rPr/>
-        <w:t xml:space="preserve">Two Promptfoo configuration files were prepared to satisfy the second part of the assignment. They split the evaluation into a basic conversion file and an extended evaluation file. Together they cover six Ollama models and include rubric-based scoring. Suggested evaluation cases include direct commands such as “Convert 5 kilograms to pounds” and alternative phrasings such as “How many liters are 3 gallons?”. </w:t>
-      </w:r>
-    </w:p>
-    <w:p>
-      <w:pPr>
-        <w:pStyle w:val="BodyText"/>
-        <w:bidi w:val="0"/>
-        <w:spacing w:before="0" w:after="283"/>
-        <w:jc w:val="left"/>
-        <w:rPr/>
-      </w:pPr>
-      <w:r>
-        <w:rPr/>
-        <w:t xml:space="preserve">The main evaluation criteria are whether the model chooses the correct tool, whether it extracts the correct numeric input, and whether the final converted value is numerically reasonable. After the evaluations are run, screenshots from Promptfoo should be attached and the final report should explain which model performed best and why. </w:t>
+      </w:pPr>
+      <w:r>
+        <w:t xml:space="preserve">Two </w:t>
+      </w:r>
+      <w:proofErr w:type="spellStart"/>
+      <w:r>
+        <w:t>Promptfoo</w:t>
+      </w:r>
+      <w:proofErr w:type="spellEnd"/>
+      <w:r>
+        <w:t xml:space="preserve"> configuration files were prepared to satisfy the second part of the assignment. They split the evaluation into a basic conversion file and an extended </w:t>
+      </w:r>
+      <w:r>
+        <w:lastRenderedPageBreak/>
+        <w:t xml:space="preserve">evaluation file. Together they cover six Ollama models and include rubric-based scoring. Suggested evaluation cases include direct commands such as “Convert 5 kilograms to pounds” and alternative phrasings such as “How many liters are 3 gallons?”. </w:t>
+      </w:r>
+    </w:p>
+    <w:p>
+      <w:pPr>
+        <w:pStyle w:val="BodyText"/>
+      </w:pPr>
+      <w:r>
+        <w:t xml:space="preserve">The main evaluation criteria are whether the model chooses the correct tool, whether it extracts the correct numeric input, and whether the final converted value is numerically reasonable. After the evaluations are run, screenshots from </w:t>
+      </w:r>
+      <w:proofErr w:type="spellStart"/>
+      <w:r>
+        <w:t>Promptfoo</w:t>
+      </w:r>
+      <w:proofErr w:type="spellEnd"/>
+      <w:r>
+        <w:t xml:space="preserve"> should be attached and the final report should explain which model performed best and why. </w:t>
       </w:r>
     </w:p>
     <w:p>
       <w:pPr>
         <w:pStyle w:val="Heading2"/>
-        <w:numPr>
-          <w:ilvl w:val="0"/>
-          <w:numId w:val="0"/>
-        </w:numPr>
-        <w:bidi w:val="0"/>
-        <w:spacing w:before="397" w:after="142"/>
-        <w:ind w:left="1247"/>
-        <w:jc w:val="left"/>
-        <w:rPr/>
-      </w:pPr>
-      <w:r>
-        <w:rPr/>
+      </w:pPr>
+      <w:r>
         <w:t>9. Current Status and Conclusion</w:t>
       </w:r>
     </w:p>
     <w:p>
       <w:pPr>
         <w:pStyle w:val="BodyText"/>
-        <w:bidi w:val="0"/>
-        <w:spacing w:before="0" w:after="283"/>
-        <w:jc w:val="left"/>
-        <w:rPr/>
-      </w:pPr>
-      <w:r>
-        <w:rPr/>
-        <w:t xml:space="preserve">The current version fulfills the main implementation requirements from part 1 of the assignment: a React interface exists, a FastAPI backend exists, Ollama is integrated as the LLM provider, one agent is used for orchestration, and at least six conversion tools are available. In addition, the project already contains Promptfoo configuration files for part 2 and a documentation structure that can be expanded with actual evaluation results. </w:t>
-      </w:r>
-    </w:p>
-    <w:p>
-      <w:pPr>
-        <w:pStyle w:val="BodyText"/>
-        <w:bidi w:val="0"/>
-        <w:spacing w:before="0" w:after="283"/>
-        <w:jc w:val="left"/>
-        <w:rPr/>
-      </w:pPr>
-      <w:r>
-        <w:rPr/>
-        <w:t xml:space="preserve">The next recommended step is to run the Promptfoo evaluations against the six chosen models, collect screenshots, and update the final report with the concrete findings. That will make the report complete and provide a clear justification for the final production model. </w:t>
+      </w:pPr>
+      <w:r>
+        <w:t xml:space="preserve">The current version fulfills the main implementation requirements from part 1 of the assignment: a React interface exists, a </w:t>
+      </w:r>
+      <w:proofErr w:type="spellStart"/>
+      <w:r>
+        <w:t>FastAPI</w:t>
+      </w:r>
+      <w:proofErr w:type="spellEnd"/>
+      <w:r>
+        <w:t xml:space="preserve"> backend exists, Ollama is integrated as the LLM provider, one agent is used for orchestration, and at least six conversion tools are available. In addition, the project already contains </w:t>
+      </w:r>
+      <w:proofErr w:type="spellStart"/>
+      <w:r>
+        <w:t>Promptfoo</w:t>
+      </w:r>
+      <w:proofErr w:type="spellEnd"/>
+      <w:r>
+        <w:t xml:space="preserve"> configuration files for part 2 and a documentation structure that can be expanded with actual evaluation results. </w:t>
+      </w:r>
+    </w:p>
+    <w:p>
+      <w:pPr>
+        <w:pStyle w:val="BodyText"/>
+      </w:pPr>
+      <w:r>
+        <w:t xml:space="preserve">The next recommended step is to run the </w:t>
+      </w:r>
+      <w:proofErr w:type="spellStart"/>
+      <w:r>
+        <w:t>Promptfoo</w:t>
+      </w:r>
+      <w:proofErr w:type="spellEnd"/>
+      <w:r>
+        <w:t xml:space="preserve"> evaluations against the six chosen models, collect screenshots, and update the final report with the concrete findings. That will make the report complete and provide </w:t>
+      </w:r>
+      <w:proofErr w:type="gramStart"/>
+      <w:r>
+        <w:t>a clear</w:t>
+      </w:r>
+      <w:proofErr w:type="gramEnd"/>
+      <w:r>
+        <w:t xml:space="preserve"> justification for the final production model. </w:t>
       </w:r>
     </w:p>
     <w:sectPr>
-      <w:type w:val="nextPage"/>
       <w:pgSz w:w="11906" w:h="16838"/>
-      <w:pgMar w:left="1134" w:right="567" w:gutter="0" w:header="0" w:top="567" w:footer="0" w:bottom="567"/>
-      <w:pgNumType w:fmt="decimal"/>
-      <w:formProt w:val="false"/>
-      <w:textDirection w:val="lrTb"/>
-      <w:docGrid w:type="default" w:linePitch="600" w:charSpace="32768"/>
+      <w:pgMar w:top="567" w:right="567" w:bottom="567" w:left="1134" w:header="0" w:footer="0" w:gutter="0"/>
+      <w:cols w:space="720"/>
+      <w:formProt w:val="0"/>
+      <w:docGrid w:linePitch="600" w:charSpace="32768"/>
     </w:sectPr>
   </w:body>
 </w:document>
 </file>
 
 <file path=word/numbering.xml><?xml version="1.0" encoding="utf-8"?>
-<w:numbering xmlns:w="http://schemas.openxmlformats.org/wordprocessingml/2006/main" xmlns:o="urn:schemas-microsoft-com:office:office" xmlns:r="http://schemas.openxmlformats.org/officeDocument/2006/relationships" xmlns:v="urn:schemas-microsoft-com:vml" xmlns:mc="http://schemas.openxmlformats.org/markup-compatibility/2006" xmlns:w14="http://schemas.microsoft.com/office/word/2010/wordml" mc:Ignorable="w14">
-  <w:abstractNum w:abstractNumId="1">
+<w:numbering xmlns:wpc="http://schemas.microsoft.com/office/word/2010/wordprocessingCanvas" xmlns:cx="http://schemas.microsoft.com/office/drawing/2014/chartex" xmlns:cx1="http://schemas.microsoft.com/office/drawing/2015/9/8/chartex" xmlns:cx2="http://schemas.microsoft.com/office/drawing/2015/10/21/chartex" xmlns:cx3="http://schemas.microsoft.com/office/drawing/2016/5/9/chartex" xmlns:cx4="http://schemas.microsoft.com/office/drawing/2016/5/10/chartex" xmlns:cx5="http://schemas.microsoft.com/office/drawing/2016/5/11/chartex" xmlns:cx6="http://schemas.microsoft.com/office/drawing/2016/5/12/chartex" xmlns:cx7="http://schemas.microsoft.com/office/drawing/2016/5/13/chartex" xmlns:cx8="http://schemas.microsoft.com/office/drawing/2016/5/14/chartex" xmlns:mc="http://schemas.openxmlformats.org/markup-compatibility/2006" xmlns:aink="http://schemas.microsoft.com/office/drawing/2016/ink" xmlns:am3d="http://schemas.microsoft.com/office/drawing/2017/model3d" xmlns:o="urn:schemas-microsoft-com:office:office" xmlns:oel="http://schemas.microsoft.com/office/2019/extlst" xmlns:r="http://schemas.openxmlformats.org/officeDocument/2006/relationships" xmlns:m="http://schemas.openxmlformats.org/officeDocument/2006/math" xmlns:v="urn:schemas-microsoft-com:vml" xmlns:wp14="http://schemas.microsoft.com/office/word/2010/wordprocessingDrawing" xmlns:wp="http://schemas.openxmlformats.org/drawingml/2006/wordprocessingDrawing" xmlns:w10="urn:schemas-microsoft-com:office:word" xmlns:w="http://schemas.openxmlformats.org/wordprocessingml/2006/main" xmlns:w14="http://schemas.microsoft.com/office/word/2010/wordml" xmlns:w15="http://schemas.microsoft.com/office/word/2012/wordml" xmlns:w16cex="http://schemas.microsoft.com/office/word/2018/wordml/cex" xmlns:w16cid="http://schemas.microsoft.com/office/word/2016/wordml/cid" xmlns:w16="http://schemas.microsoft.com/office/word/2018/wordml" xmlns:w16du="http://schemas.microsoft.com/office/word/2023/wordml/word16du" xmlns:w16sdtdh="http://schemas.microsoft.com/office/word/2020/wordml/sdtdatahash" xmlns:w16sdtfl="http://schemas.microsoft.com/office/word/2024/wordml/sdtformatlock" xmlns:w16se="http://schemas.microsoft.com/office/word/2015/wordml/symex" xmlns:wpg="http://schemas.microsoft.com/office/word/2010/wordprocessingGroup" xmlns:wpi="http://schemas.microsoft.com/office/word/2010/wordprocessingInk" xmlns:wne="http://schemas.microsoft.com/office/word/2006/wordml" xmlns:wps="http://schemas.microsoft.com/office/word/2010/wordprocessingShape" mc:Ignorable="w14 w15 w16se w16cid w16 w16cex w16sdtdh w16sdtfl w16du wp14">
+  <w:abstractNum w:abstractNumId="0" w15:restartNumberingAfterBreak="0">
+    <w:nsid w:val="139D3208"/>
+    <w:multiLevelType w:val="multilevel"/>
+    <w:tmpl w:val="1E923156"/>
+    <w:lvl w:ilvl="0">
+      <w:start w:val="1"/>
+      <w:numFmt w:val="bullet"/>
+      <w:lvlText w:val=""/>
+      <w:lvlJc w:val="left"/>
+      <w:pPr>
+        <w:tabs>
+          <w:tab w:val="num" w:pos="709"/>
+        </w:tabs>
+        <w:ind w:left="709" w:hanging="283"/>
+      </w:pPr>
+      <w:rPr>
+        <w:rFonts w:ascii="Symbol" w:hAnsi="Symbol" w:cs="Symbol" w:hint="default"/>
+      </w:rPr>
+    </w:lvl>
+    <w:lvl w:ilvl="1">
+      <w:start w:val="1"/>
+      <w:numFmt w:val="bullet"/>
+      <w:lvlText w:val=""/>
+      <w:lvlJc w:val="left"/>
+      <w:pPr>
+        <w:tabs>
+          <w:tab w:val="num" w:pos="1418"/>
+        </w:tabs>
+        <w:ind w:left="1418" w:hanging="283"/>
+      </w:pPr>
+      <w:rPr>
+        <w:rFonts w:ascii="Symbol" w:hAnsi="Symbol" w:cs="Symbol" w:hint="default"/>
+      </w:rPr>
+    </w:lvl>
+    <w:lvl w:ilvl="2">
+      <w:start w:val="1"/>
+      <w:numFmt w:val="bullet"/>
+      <w:lvlText w:val=""/>
+      <w:lvlJc w:val="left"/>
+      <w:pPr>
+        <w:tabs>
+          <w:tab w:val="num" w:pos="2127"/>
+        </w:tabs>
+        <w:ind w:left="2127" w:hanging="283"/>
+      </w:pPr>
+      <w:rPr>
+        <w:rFonts w:ascii="Symbol" w:hAnsi="Symbol" w:cs="Symbol" w:hint="default"/>
+      </w:rPr>
+    </w:lvl>
+    <w:lvl w:ilvl="3">
+      <w:start w:val="1"/>
+      <w:numFmt w:val="bullet"/>
+      <w:lvlText w:val=""/>
+      <w:lvlJc w:val="left"/>
+      <w:pPr>
+        <w:tabs>
+          <w:tab w:val="num" w:pos="2836"/>
+        </w:tabs>
+        <w:ind w:left="2836" w:hanging="283"/>
+      </w:pPr>
+      <w:rPr>
+        <w:rFonts w:ascii="Symbol" w:hAnsi="Symbol" w:cs="Symbol" w:hint="default"/>
+      </w:rPr>
+    </w:lvl>
+    <w:lvl w:ilvl="4">
+      <w:start w:val="1"/>
+      <w:numFmt w:val="bullet"/>
+      <w:lvlText w:val=""/>
+      <w:lvlJc w:val="left"/>
+      <w:pPr>
+        <w:tabs>
+          <w:tab w:val="num" w:pos="3545"/>
+        </w:tabs>
+        <w:ind w:left="3545" w:hanging="283"/>
+      </w:pPr>
+      <w:rPr>
+        <w:rFonts w:ascii="Symbol" w:hAnsi="Symbol" w:cs="Symbol" w:hint="default"/>
+      </w:rPr>
+    </w:lvl>
+    <w:lvl w:ilvl="5">
+      <w:start w:val="1"/>
+      <w:numFmt w:val="bullet"/>
+      <w:lvlText w:val=""/>
+      <w:lvlJc w:val="left"/>
+      <w:pPr>
+        <w:tabs>
+          <w:tab w:val="num" w:pos="4254"/>
+        </w:tabs>
+        <w:ind w:left="4254" w:hanging="283"/>
+      </w:pPr>
+      <w:rPr>
+        <w:rFonts w:ascii="Symbol" w:hAnsi="Symbol" w:cs="Symbol" w:hint="default"/>
+      </w:rPr>
+    </w:lvl>
+    <w:lvl w:ilvl="6">
+      <w:start w:val="1"/>
+      <w:numFmt w:val="bullet"/>
+      <w:lvlText w:val=""/>
+      <w:lvlJc w:val="left"/>
+      <w:pPr>
+        <w:tabs>
+          <w:tab w:val="num" w:pos="4963"/>
+        </w:tabs>
+        <w:ind w:left="4963" w:hanging="283"/>
+      </w:pPr>
+      <w:rPr>
+        <w:rFonts w:ascii="Symbol" w:hAnsi="Symbol" w:cs="Symbol" w:hint="default"/>
+      </w:rPr>
+    </w:lvl>
+    <w:lvl w:ilvl="7">
+      <w:start w:val="1"/>
+      <w:numFmt w:val="bullet"/>
+      <w:lvlText w:val=""/>
+      <w:lvlJc w:val="left"/>
+      <w:pPr>
+        <w:tabs>
+          <w:tab w:val="num" w:pos="5672"/>
+        </w:tabs>
+        <w:ind w:left="5672" w:hanging="283"/>
+      </w:pPr>
+      <w:rPr>
+        <w:rFonts w:ascii="Symbol" w:hAnsi="Symbol" w:cs="Symbol" w:hint="default"/>
+      </w:rPr>
+    </w:lvl>
+    <w:lvl w:ilvl="8">
+      <w:start w:val="1"/>
+      <w:numFmt w:val="bullet"/>
+      <w:lvlText w:val=""/>
+      <w:lvlJc w:val="left"/>
+      <w:pPr>
+        <w:tabs>
+          <w:tab w:val="num" w:pos="6381"/>
+        </w:tabs>
+        <w:ind w:left="6381" w:hanging="283"/>
+      </w:pPr>
+      <w:rPr>
+        <w:rFonts w:ascii="Symbol" w:hAnsi="Symbol" w:cs="Symbol" w:hint="default"/>
+      </w:rPr>
+    </w:lvl>
+  </w:abstractNum>
+  <w:abstractNum w:abstractNumId="1" w15:restartNumberingAfterBreak="0">
+    <w:nsid w:val="21736B8F"/>
+    <w:multiLevelType w:val="multilevel"/>
+    <w:tmpl w:val="9C609886"/>
     <w:lvl w:ilvl="0">
       <w:start w:val="1"/>
       <w:numFmt w:val="none"/>
@@ -925,7 +942,7 @@
         <w:tabs>
           <w:tab w:val="num" w:pos="0"/>
         </w:tabs>
-        <w:ind w:left="0" w:hanging="0"/>
+        <w:ind w:left="0" w:firstLine="0"/>
       </w:pPr>
     </w:lvl>
     <w:lvl w:ilvl="1">
@@ -938,7 +955,7 @@
         <w:tabs>
           <w:tab w:val="num" w:pos="0"/>
         </w:tabs>
-        <w:ind w:left="0" w:hanging="0"/>
+        <w:ind w:left="0" w:firstLine="0"/>
       </w:pPr>
     </w:lvl>
     <w:lvl w:ilvl="2">
@@ -951,7 +968,7 @@
         <w:tabs>
           <w:tab w:val="num" w:pos="0"/>
         </w:tabs>
-        <w:ind w:left="0" w:hanging="0"/>
+        <w:ind w:left="0" w:firstLine="0"/>
       </w:pPr>
     </w:lvl>
     <w:lvl w:ilvl="3">
@@ -964,7 +981,7 @@
         <w:tabs>
           <w:tab w:val="num" w:pos="0"/>
         </w:tabs>
-        <w:ind w:left="0" w:hanging="0"/>
+        <w:ind w:left="0" w:firstLine="0"/>
       </w:pPr>
     </w:lvl>
     <w:lvl w:ilvl="4">
@@ -977,7 +994,7 @@
         <w:tabs>
           <w:tab w:val="num" w:pos="0"/>
         </w:tabs>
-        <w:ind w:left="0" w:hanging="0"/>
+        <w:ind w:left="0" w:firstLine="0"/>
       </w:pPr>
     </w:lvl>
     <w:lvl w:ilvl="5">
@@ -990,7 +1007,7 @@
         <w:tabs>
           <w:tab w:val="num" w:pos="0"/>
         </w:tabs>
-        <w:ind w:left="0" w:hanging="0"/>
+        <w:ind w:left="0" w:firstLine="0"/>
       </w:pPr>
     </w:lvl>
     <w:lvl w:ilvl="6">
@@ -1003,7 +1020,7 @@
         <w:tabs>
           <w:tab w:val="num" w:pos="0"/>
         </w:tabs>
-        <w:ind w:left="0" w:hanging="0"/>
+        <w:ind w:left="0" w:firstLine="0"/>
       </w:pPr>
     </w:lvl>
     <w:lvl w:ilvl="7">
@@ -1016,7 +1033,7 @@
         <w:tabs>
           <w:tab w:val="num" w:pos="0"/>
         </w:tabs>
-        <w:ind w:left="0" w:hanging="0"/>
+        <w:ind w:left="0" w:firstLine="0"/>
       </w:pPr>
     </w:lvl>
     <w:lvl w:ilvl="8">
@@ -1029,11 +1046,14 @@
         <w:tabs>
           <w:tab w:val="num" w:pos="0"/>
         </w:tabs>
-        <w:ind w:left="0" w:hanging="0"/>
+        <w:ind w:left="0" w:firstLine="0"/>
       </w:pPr>
     </w:lvl>
   </w:abstractNum>
-  <w:abstractNum w:abstractNumId="2">
+  <w:abstractNum w:abstractNumId="2" w15:restartNumberingAfterBreak="0">
+    <w:nsid w:val="29810379"/>
+    <w:multiLevelType w:val="multilevel"/>
+    <w:tmpl w:val="D6A654F2"/>
     <w:lvl w:ilvl="0">
       <w:start w:val="1"/>
       <w:numFmt w:val="bullet"/>
@@ -1170,7 +1190,10 @@
       </w:rPr>
     </w:lvl>
   </w:abstractNum>
-  <w:abstractNum w:abstractNumId="3">
+  <w:abstractNum w:abstractNumId="3" w15:restartNumberingAfterBreak="0">
+    <w:nsid w:val="35692982"/>
+    <w:multiLevelType w:val="multilevel"/>
+    <w:tmpl w:val="51407A82"/>
     <w:lvl w:ilvl="0">
       <w:start w:val="1"/>
       <w:numFmt w:val="bullet"/>
@@ -1307,164 +1330,27 @@
       </w:rPr>
     </w:lvl>
   </w:abstractNum>
-  <w:abstractNum w:abstractNumId="4">
-    <w:lvl w:ilvl="0">
-      <w:start w:val="1"/>
-      <w:numFmt w:val="bullet"/>
-      <w:lvlText w:val=""/>
-      <w:lvlJc w:val="left"/>
-      <w:pPr>
-        <w:tabs>
-          <w:tab w:val="num" w:pos="709"/>
-        </w:tabs>
-        <w:ind w:left="709" w:hanging="283"/>
-      </w:pPr>
-      <w:rPr>
-        <w:rFonts w:ascii="Symbol" w:hAnsi="Symbol" w:cs="Symbol" w:hint="default"/>
-      </w:rPr>
-    </w:lvl>
-    <w:lvl w:ilvl="1">
-      <w:start w:val="1"/>
-      <w:numFmt w:val="bullet"/>
-      <w:lvlText w:val=""/>
-      <w:lvlJc w:val="left"/>
-      <w:pPr>
-        <w:tabs>
-          <w:tab w:val="num" w:pos="1418"/>
-        </w:tabs>
-        <w:ind w:left="1418" w:hanging="283"/>
-      </w:pPr>
-      <w:rPr>
-        <w:rFonts w:ascii="Symbol" w:hAnsi="Symbol" w:cs="Symbol" w:hint="default"/>
-      </w:rPr>
-    </w:lvl>
-    <w:lvl w:ilvl="2">
-      <w:start w:val="1"/>
-      <w:numFmt w:val="bullet"/>
-      <w:lvlText w:val=""/>
-      <w:lvlJc w:val="left"/>
-      <w:pPr>
-        <w:tabs>
-          <w:tab w:val="num" w:pos="2127"/>
-        </w:tabs>
-        <w:ind w:left="2127" w:hanging="283"/>
-      </w:pPr>
-      <w:rPr>
-        <w:rFonts w:ascii="Symbol" w:hAnsi="Symbol" w:cs="Symbol" w:hint="default"/>
-      </w:rPr>
-    </w:lvl>
-    <w:lvl w:ilvl="3">
-      <w:start w:val="1"/>
-      <w:numFmt w:val="bullet"/>
-      <w:lvlText w:val=""/>
-      <w:lvlJc w:val="left"/>
-      <w:pPr>
-        <w:tabs>
-          <w:tab w:val="num" w:pos="2836"/>
-        </w:tabs>
-        <w:ind w:left="2836" w:hanging="283"/>
-      </w:pPr>
-      <w:rPr>
-        <w:rFonts w:ascii="Symbol" w:hAnsi="Symbol" w:cs="Symbol" w:hint="default"/>
-      </w:rPr>
-    </w:lvl>
-    <w:lvl w:ilvl="4">
-      <w:start w:val="1"/>
-      <w:numFmt w:val="bullet"/>
-      <w:lvlText w:val=""/>
-      <w:lvlJc w:val="left"/>
-      <w:pPr>
-        <w:tabs>
-          <w:tab w:val="num" w:pos="3545"/>
-        </w:tabs>
-        <w:ind w:left="3545" w:hanging="283"/>
-      </w:pPr>
-      <w:rPr>
-        <w:rFonts w:ascii="Symbol" w:hAnsi="Symbol" w:cs="Symbol" w:hint="default"/>
-      </w:rPr>
-    </w:lvl>
-    <w:lvl w:ilvl="5">
-      <w:start w:val="1"/>
-      <w:numFmt w:val="bullet"/>
-      <w:lvlText w:val=""/>
-      <w:lvlJc w:val="left"/>
-      <w:pPr>
-        <w:tabs>
-          <w:tab w:val="num" w:pos="4254"/>
-        </w:tabs>
-        <w:ind w:left="4254" w:hanging="283"/>
-      </w:pPr>
-      <w:rPr>
-        <w:rFonts w:ascii="Symbol" w:hAnsi="Symbol" w:cs="Symbol" w:hint="default"/>
-      </w:rPr>
-    </w:lvl>
-    <w:lvl w:ilvl="6">
-      <w:start w:val="1"/>
-      <w:numFmt w:val="bullet"/>
-      <w:lvlText w:val=""/>
-      <w:lvlJc w:val="left"/>
-      <w:pPr>
-        <w:tabs>
-          <w:tab w:val="num" w:pos="4963"/>
-        </w:tabs>
-        <w:ind w:left="4963" w:hanging="283"/>
-      </w:pPr>
-      <w:rPr>
-        <w:rFonts w:ascii="Symbol" w:hAnsi="Symbol" w:cs="Symbol" w:hint="default"/>
-      </w:rPr>
-    </w:lvl>
-    <w:lvl w:ilvl="7">
-      <w:start w:val="1"/>
-      <w:numFmt w:val="bullet"/>
-      <w:lvlText w:val=""/>
-      <w:lvlJc w:val="left"/>
-      <w:pPr>
-        <w:tabs>
-          <w:tab w:val="num" w:pos="5672"/>
-        </w:tabs>
-        <w:ind w:left="5672" w:hanging="283"/>
-      </w:pPr>
-      <w:rPr>
-        <w:rFonts w:ascii="Symbol" w:hAnsi="Symbol" w:cs="Symbol" w:hint="default"/>
-      </w:rPr>
-    </w:lvl>
-    <w:lvl w:ilvl="8">
-      <w:start w:val="1"/>
-      <w:numFmt w:val="bullet"/>
-      <w:lvlText w:val=""/>
-      <w:lvlJc w:val="left"/>
-      <w:pPr>
-        <w:tabs>
-          <w:tab w:val="num" w:pos="6381"/>
-        </w:tabs>
-        <w:ind w:left="6381" w:hanging="283"/>
-      </w:pPr>
-      <w:rPr>
-        <w:rFonts w:ascii="Symbol" w:hAnsi="Symbol" w:cs="Symbol" w:hint="default"/>
-      </w:rPr>
-    </w:lvl>
-  </w:abstractNum>
-  <w:num w:numId="1">
+  <w:num w:numId="1" w16cid:durableId="1095246455">
     <w:abstractNumId w:val="1"/>
   </w:num>
-  <w:num w:numId="2">
+  <w:num w:numId="2" w16cid:durableId="779643744">
     <w:abstractNumId w:val="2"/>
   </w:num>
-  <w:num w:numId="3">
+  <w:num w:numId="3" w16cid:durableId="91249057">
     <w:abstractNumId w:val="3"/>
   </w:num>
-  <w:num w:numId="4">
-    <w:abstractNumId w:val="4"/>
+  <w:num w:numId="4" w16cid:durableId="2018072551">
+    <w:abstractNumId w:val="0"/>
   </w:num>
 </w:numbering>
 </file>
 
 <file path=word/styles.xml><?xml version="1.0" encoding="utf-8"?>
-<w:styles xmlns:w="http://schemas.openxmlformats.org/wordprocessingml/2006/main" xmlns:w14="http://schemas.microsoft.com/office/word/2010/wordml" xmlns:mc="http://schemas.openxmlformats.org/markup-compatibility/2006" mc:Ignorable="w14">
+<w:styles xmlns:mc="http://schemas.openxmlformats.org/markup-compatibility/2006" xmlns:r="http://schemas.openxmlformats.org/officeDocument/2006/relationships" xmlns:w="http://schemas.openxmlformats.org/wordprocessingml/2006/main" xmlns:w14="http://schemas.microsoft.com/office/word/2010/wordml" xmlns:w15="http://schemas.microsoft.com/office/word/2012/wordml" xmlns:w16cex="http://schemas.microsoft.com/office/word/2018/wordml/cex" xmlns:w16cid="http://schemas.microsoft.com/office/word/2016/wordml/cid" xmlns:w16="http://schemas.microsoft.com/office/word/2018/wordml" xmlns:w16du="http://schemas.microsoft.com/office/word/2023/wordml/word16du" xmlns:w16sdtdh="http://schemas.microsoft.com/office/word/2020/wordml/sdtdatahash" xmlns:w16sdtfl="http://schemas.microsoft.com/office/word/2024/wordml/sdtformatlock" xmlns:w16se="http://schemas.microsoft.com/office/word/2015/wordml/symex" mc:Ignorable="w14 w15 w16se w16cid w16 w16cex w16sdtdh w16sdtfl w16du">
   <w:docDefaults>
     <w:rPrDefault>
       <w:rPr>
-        <w:rFonts w:ascii="Liberation Serif" w:hAnsi="Liberation Serif" w:eastAsia="Noto Serif CJK SC" w:cs="FreeSans"/>
+        <w:rFonts w:ascii="Liberation Serif" w:eastAsia="Noto Serif CJK SC" w:hAnsi="Liberation Serif" w:cs="FreeSans"/>
         <w:sz w:val="24"/>
         <w:szCs w:val="24"/>
         <w:lang w:val="en-US" w:eastAsia="zh-CN" w:bidi="hi-IN"/>
@@ -1472,37 +1358,410 @@
     </w:rPrDefault>
     <w:pPrDefault>
       <w:pPr>
-        <w:suppressAutoHyphens w:val="true"/>
+        <w:suppressAutoHyphens/>
       </w:pPr>
     </w:pPrDefault>
   </w:docDefaults>
-  <w:style w:type="paragraph" w:styleId="Normal">
+  <w:latentStyles w:defLockedState="0" w:defUIPriority="99" w:defSemiHidden="0" w:defUnhideWhenUsed="0" w:defQFormat="0" w:count="376">
+    <w:lsdException w:name="Normal" w:uiPriority="0" w:qFormat="1"/>
+    <w:lsdException w:name="heading 1" w:uiPriority="9" w:qFormat="1"/>
+    <w:lsdException w:name="heading 2" w:semiHidden="1" w:uiPriority="9" w:unhideWhenUsed="1" w:qFormat="1"/>
+    <w:lsdException w:name="heading 3" w:semiHidden="1" w:uiPriority="9" w:unhideWhenUsed="1" w:qFormat="1"/>
+    <w:lsdException w:name="heading 4" w:semiHidden="1" w:uiPriority="9" w:unhideWhenUsed="1" w:qFormat="1"/>
+    <w:lsdException w:name="heading 5" w:semiHidden="1" w:uiPriority="9" w:unhideWhenUsed="1" w:qFormat="1"/>
+    <w:lsdException w:name="heading 6" w:semiHidden="1" w:uiPriority="9" w:unhideWhenUsed="1" w:qFormat="1"/>
+    <w:lsdException w:name="heading 7" w:semiHidden="1" w:uiPriority="9" w:unhideWhenUsed="1" w:qFormat="1"/>
+    <w:lsdException w:name="heading 8" w:semiHidden="1" w:uiPriority="9" w:unhideWhenUsed="1" w:qFormat="1"/>
+    <w:lsdException w:name="heading 9" w:semiHidden="1" w:uiPriority="9" w:unhideWhenUsed="1" w:qFormat="1"/>
+    <w:lsdException w:name="index 1" w:semiHidden="1" w:unhideWhenUsed="1"/>
+    <w:lsdException w:name="index 2" w:semiHidden="1" w:unhideWhenUsed="1"/>
+    <w:lsdException w:name="index 3" w:semiHidden="1" w:unhideWhenUsed="1"/>
+    <w:lsdException w:name="index 4" w:semiHidden="1" w:unhideWhenUsed="1"/>
+    <w:lsdException w:name="index 5" w:semiHidden="1" w:unhideWhenUsed="1"/>
+    <w:lsdException w:name="index 6" w:semiHidden="1" w:unhideWhenUsed="1"/>
+    <w:lsdException w:name="index 7" w:semiHidden="1" w:unhideWhenUsed="1"/>
+    <w:lsdException w:name="index 8" w:semiHidden="1" w:unhideWhenUsed="1"/>
+    <w:lsdException w:name="index 9" w:semiHidden="1" w:unhideWhenUsed="1"/>
+    <w:lsdException w:name="toc 1" w:semiHidden="1" w:uiPriority="39" w:unhideWhenUsed="1"/>
+    <w:lsdException w:name="toc 2" w:semiHidden="1" w:uiPriority="39" w:unhideWhenUsed="1"/>
+    <w:lsdException w:name="toc 3" w:semiHidden="1" w:uiPriority="39" w:unhideWhenUsed="1"/>
+    <w:lsdException w:name="toc 4" w:semiHidden="1" w:uiPriority="39" w:unhideWhenUsed="1"/>
+    <w:lsdException w:name="toc 5" w:semiHidden="1" w:uiPriority="39" w:unhideWhenUsed="1"/>
+    <w:lsdException w:name="toc 6" w:semiHidden="1" w:uiPriority="39" w:unhideWhenUsed="1"/>
+    <w:lsdException w:name="toc 7" w:semiHidden="1" w:uiPriority="39" w:unhideWhenUsed="1"/>
+    <w:lsdException w:name="toc 8" w:semiHidden="1" w:uiPriority="39" w:unhideWhenUsed="1"/>
+    <w:lsdException w:name="toc 9" w:semiHidden="1" w:uiPriority="39" w:unhideWhenUsed="1"/>
+    <w:lsdException w:name="Normal Indent" w:semiHidden="1" w:unhideWhenUsed="1"/>
+    <w:lsdException w:name="footnote text" w:semiHidden="1" w:unhideWhenUsed="1"/>
+    <w:lsdException w:name="annotation text" w:semiHidden="1" w:unhideWhenUsed="1"/>
+    <w:lsdException w:name="header" w:semiHidden="1" w:unhideWhenUsed="1"/>
+    <w:lsdException w:name="footer" w:semiHidden="1" w:unhideWhenUsed="1"/>
+    <w:lsdException w:name="index heading" w:semiHidden="1" w:unhideWhenUsed="1"/>
+    <w:lsdException w:name="caption" w:semiHidden="1" w:uiPriority="35" w:unhideWhenUsed="1" w:qFormat="1"/>
+    <w:lsdException w:name="table of figures" w:semiHidden="1" w:unhideWhenUsed="1"/>
+    <w:lsdException w:name="envelope address" w:semiHidden="1" w:unhideWhenUsed="1"/>
+    <w:lsdException w:name="envelope return" w:semiHidden="1" w:unhideWhenUsed="1"/>
+    <w:lsdException w:name="footnote reference" w:semiHidden="1" w:unhideWhenUsed="1"/>
+    <w:lsdException w:name="annotation reference" w:semiHidden="1" w:unhideWhenUsed="1"/>
+    <w:lsdException w:name="line number" w:semiHidden="1" w:unhideWhenUsed="1"/>
+    <w:lsdException w:name="page number" w:semiHidden="1" w:unhideWhenUsed="1"/>
+    <w:lsdException w:name="endnote reference" w:semiHidden="1" w:unhideWhenUsed="1"/>
+    <w:lsdException w:name="endnote text" w:semiHidden="1" w:unhideWhenUsed="1"/>
+    <w:lsdException w:name="table of authorities" w:semiHidden="1" w:unhideWhenUsed="1"/>
+    <w:lsdException w:name="macro" w:semiHidden="1" w:unhideWhenUsed="1"/>
+    <w:lsdException w:name="toa heading" w:semiHidden="1" w:unhideWhenUsed="1"/>
+    <w:lsdException w:name="List" w:semiHidden="1" w:unhideWhenUsed="1"/>
+    <w:lsdException w:name="List Bullet" w:semiHidden="1" w:unhideWhenUsed="1"/>
+    <w:lsdException w:name="List Number" w:semiHidden="1" w:unhideWhenUsed="1"/>
+    <w:lsdException w:name="List 2" w:semiHidden="1" w:unhideWhenUsed="1"/>
+    <w:lsdException w:name="List 3" w:semiHidden="1" w:unhideWhenUsed="1"/>
+    <w:lsdException w:name="List 4" w:semiHidden="1" w:unhideWhenUsed="1"/>
+    <w:lsdException w:name="List 5" w:semiHidden="1" w:unhideWhenUsed="1"/>
+    <w:lsdException w:name="List Bullet 2" w:semiHidden="1" w:unhideWhenUsed="1"/>
+    <w:lsdException w:name="List Bullet 3" w:semiHidden="1" w:unhideWhenUsed="1"/>
+    <w:lsdException w:name="List Bullet 4" w:semiHidden="1" w:unhideWhenUsed="1"/>
+    <w:lsdException w:name="List Bullet 5" w:semiHidden="1" w:unhideWhenUsed="1"/>
+    <w:lsdException w:name="List Number 2" w:semiHidden="1" w:unhideWhenUsed="1"/>
+    <w:lsdException w:name="List Number 3" w:semiHidden="1" w:unhideWhenUsed="1"/>
+    <w:lsdException w:name="List Number 4" w:semiHidden="1" w:unhideWhenUsed="1"/>
+    <w:lsdException w:name="List Number 5" w:semiHidden="1" w:unhideWhenUsed="1"/>
+    <w:lsdException w:name="Title" w:uiPriority="10" w:qFormat="1"/>
+    <w:lsdException w:name="Closing" w:semiHidden="1" w:unhideWhenUsed="1"/>
+    <w:lsdException w:name="Signature" w:semiHidden="1" w:unhideWhenUsed="1"/>
+    <w:lsdException w:name="Default Paragraph Font" w:semiHidden="1" w:uiPriority="1" w:unhideWhenUsed="1"/>
+    <w:lsdException w:name="Body Text" w:semiHidden="1" w:unhideWhenUsed="1"/>
+    <w:lsdException w:name="Body Text Indent" w:semiHidden="1" w:unhideWhenUsed="1"/>
+    <w:lsdException w:name="List Continue" w:semiHidden="1" w:unhideWhenUsed="1"/>
+    <w:lsdException w:name="List Continue 2" w:semiHidden="1" w:unhideWhenUsed="1"/>
+    <w:lsdException w:name="List Continue 3" w:semiHidden="1" w:unhideWhenUsed="1"/>
+    <w:lsdException w:name="List Continue 4" w:semiHidden="1" w:unhideWhenUsed="1"/>
+    <w:lsdException w:name="List Continue 5" w:semiHidden="1" w:unhideWhenUsed="1"/>
+    <w:lsdException w:name="Message Header" w:semiHidden="1" w:unhideWhenUsed="1"/>
+    <w:lsdException w:name="Subtitle" w:uiPriority="11" w:qFormat="1"/>
+    <w:lsdException w:name="Salutation" w:semiHidden="1" w:unhideWhenUsed="1"/>
+    <w:lsdException w:name="Date" w:semiHidden="1" w:unhideWhenUsed="1"/>
+    <w:lsdException w:name="Body Text First Indent" w:semiHidden="1" w:unhideWhenUsed="1"/>
+    <w:lsdException w:name="Body Text First Indent 2" w:semiHidden="1" w:unhideWhenUsed="1"/>
+    <w:lsdException w:name="Note Heading" w:semiHidden="1" w:unhideWhenUsed="1"/>
+    <w:lsdException w:name="Body Text 2" w:semiHidden="1" w:unhideWhenUsed="1"/>
+    <w:lsdException w:name="Body Text 3" w:semiHidden="1" w:unhideWhenUsed="1"/>
+    <w:lsdException w:name="Body Text Indent 2" w:semiHidden="1" w:unhideWhenUsed="1"/>
+    <w:lsdException w:name="Body Text Indent 3" w:semiHidden="1" w:unhideWhenUsed="1"/>
+    <w:lsdException w:name="Block Text" w:semiHidden="1" w:unhideWhenUsed="1"/>
+    <w:lsdException w:name="Hyperlink" w:semiHidden="1" w:unhideWhenUsed="1"/>
+    <w:lsdException w:name="FollowedHyperlink" w:semiHidden="1" w:unhideWhenUsed="1"/>
+    <w:lsdException w:name="Strong" w:uiPriority="22" w:qFormat="1"/>
+    <w:lsdException w:name="Emphasis" w:uiPriority="20" w:qFormat="1"/>
+    <w:lsdException w:name="Document Map" w:semiHidden="1" w:unhideWhenUsed="1"/>
+    <w:lsdException w:name="Plain Text" w:semiHidden="1" w:unhideWhenUsed="1"/>
+    <w:lsdException w:name="E-mail Signature" w:semiHidden="1" w:unhideWhenUsed="1"/>
+    <w:lsdException w:name="HTML Top of Form" w:semiHidden="1" w:unhideWhenUsed="1"/>
+    <w:lsdException w:name="HTML Bottom of Form" w:semiHidden="1" w:unhideWhenUsed="1"/>
+    <w:lsdException w:name="Normal (Web)" w:semiHidden="1" w:unhideWhenUsed="1"/>
+    <w:lsdException w:name="HTML Acronym" w:semiHidden="1" w:unhideWhenUsed="1"/>
+    <w:lsdException w:name="HTML Address" w:semiHidden="1" w:unhideWhenUsed="1"/>
+    <w:lsdException w:name="HTML Cite" w:semiHidden="1" w:unhideWhenUsed="1"/>
+    <w:lsdException w:name="HTML Code" w:semiHidden="1" w:unhideWhenUsed="1"/>
+    <w:lsdException w:name="HTML Definition" w:semiHidden="1" w:unhideWhenUsed="1"/>
+    <w:lsdException w:name="HTML Keyboard" w:semiHidden="1" w:unhideWhenUsed="1"/>
+    <w:lsdException w:name="HTML Preformatted" w:semiHidden="1" w:unhideWhenUsed="1"/>
+    <w:lsdException w:name="HTML Sample" w:semiHidden="1" w:unhideWhenUsed="1"/>
+    <w:lsdException w:name="HTML Typewriter" w:semiHidden="1" w:unhideWhenUsed="1"/>
+    <w:lsdException w:name="HTML Variable" w:semiHidden="1" w:unhideWhenUsed="1"/>
+    <w:lsdException w:name="Normal Table" w:semiHidden="1" w:unhideWhenUsed="1"/>
+    <w:lsdException w:name="annotation subject" w:semiHidden="1" w:unhideWhenUsed="1"/>
+    <w:lsdException w:name="No List" w:semiHidden="1" w:unhideWhenUsed="1"/>
+    <w:lsdException w:name="Outline List 1" w:semiHidden="1" w:unhideWhenUsed="1"/>
+    <w:lsdException w:name="Outline List 2" w:semiHidden="1" w:unhideWhenUsed="1"/>
+    <w:lsdException w:name="Outline List 3" w:semiHidden="1" w:unhideWhenUsed="1"/>
+    <w:lsdException w:name="Table Simple 1" w:semiHidden="1" w:unhideWhenUsed="1"/>
+    <w:lsdException w:name="Table Simple 2" w:semiHidden="1" w:unhideWhenUsed="1"/>
+    <w:lsdException w:name="Table Simple 3" w:semiHidden="1" w:unhideWhenUsed="1"/>
+    <w:lsdException w:name="Table Classic 1" w:semiHidden="1" w:unhideWhenUsed="1"/>
+    <w:lsdException w:name="Table Classic 2" w:semiHidden="1" w:unhideWhenUsed="1"/>
+    <w:lsdException w:name="Table Classic 3" w:semiHidden="1" w:unhideWhenUsed="1"/>
+    <w:lsdException w:name="Table Classic 4" w:semiHidden="1" w:unhideWhenUsed="1"/>
+    <w:lsdException w:name="Table Colorful 1" w:semiHidden="1" w:unhideWhenUsed="1"/>
+    <w:lsdException w:name="Table Colorful 2" w:semiHidden="1" w:unhideWhenUsed="1"/>
+    <w:lsdException w:name="Table Colorful 3" w:semiHidden="1" w:unhideWhenUsed="1"/>
+    <w:lsdException w:name="Table Columns 1" w:semiHidden="1" w:unhideWhenUsed="1"/>
+    <w:lsdException w:name="Table Columns 2" w:semiHidden="1" w:unhideWhenUsed="1"/>
+    <w:lsdException w:name="Table Columns 3" w:semiHidden="1" w:unhideWhenUsed="1"/>
+    <w:lsdException w:name="Table Columns 4" w:semiHidden="1" w:unhideWhenUsed="1"/>
+    <w:lsdException w:name="Table Columns 5" w:semiHidden="1" w:unhideWhenUsed="1"/>
+    <w:lsdException w:name="Table Grid 1" w:semiHidden="1" w:unhideWhenUsed="1"/>
+    <w:lsdException w:name="Table Grid 2" w:semiHidden="1" w:unhideWhenUsed="1"/>
+    <w:lsdException w:name="Table Grid 3" w:semiHidden="1" w:unhideWhenUsed="1"/>
+    <w:lsdException w:name="Table Grid 4" w:semiHidden="1" w:unhideWhenUsed="1"/>
+    <w:lsdException w:name="Table Grid 5" w:semiHidden="1" w:unhideWhenUsed="1"/>
+    <w:lsdException w:name="Table Grid 6" w:semiHidden="1" w:unhideWhenUsed="1"/>
+    <w:lsdException w:name="Table Grid 7" w:semiHidden="1" w:unhideWhenUsed="1"/>
+    <w:lsdException w:name="Table Grid 8" w:semiHidden="1" w:unhideWhenUsed="1"/>
+    <w:lsdException w:name="Table List 1" w:semiHidden="1" w:unhideWhenUsed="1"/>
+    <w:lsdException w:name="Table List 2" w:semiHidden="1" w:unhideWhenUsed="1"/>
+    <w:lsdException w:name="Table List 3" w:semiHidden="1" w:unhideWhenUsed="1"/>
+    <w:lsdException w:name="Table List 4" w:semiHidden="1" w:unhideWhenUsed="1"/>
+    <w:lsdException w:name="Table List 5" w:semiHidden="1" w:unhideWhenUsed="1"/>
+    <w:lsdException w:name="Table List 6" w:semiHidden="1" w:unhideWhenUsed="1"/>
+    <w:lsdException w:name="Table List 7" w:semiHidden="1" w:unhideWhenUsed="1"/>
+    <w:lsdException w:name="Table List 8" w:semiHidden="1" w:unhideWhenUsed="1"/>
+    <w:lsdException w:name="Table 3D effects 1" w:semiHidden="1" w:unhideWhenUsed="1"/>
+    <w:lsdException w:name="Table 3D effects 2" w:semiHidden="1" w:unhideWhenUsed="1"/>
+    <w:lsdException w:name="Table 3D effects 3" w:semiHidden="1" w:unhideWhenUsed="1"/>
+    <w:lsdException w:name="Table Contemporary" w:semiHidden="1" w:unhideWhenUsed="1"/>
+    <w:lsdException w:name="Table Elegant" w:semiHidden="1" w:unhideWhenUsed="1"/>
+    <w:lsdException w:name="Table Professional" w:semiHidden="1" w:unhideWhenUsed="1"/>
+    <w:lsdException w:name="Table Subtle 1" w:semiHidden="1" w:unhideWhenUsed="1"/>
+    <w:lsdException w:name="Table Subtle 2" w:semiHidden="1" w:unhideWhenUsed="1"/>
+    <w:lsdException w:name="Table Web 1" w:semiHidden="1" w:unhideWhenUsed="1"/>
+    <w:lsdException w:name="Table Web 2" w:semiHidden="1" w:unhideWhenUsed="1"/>
+    <w:lsdException w:name="Table Web 3" w:semiHidden="1" w:unhideWhenUsed="1"/>
+    <w:lsdException w:name="Balloon Text" w:semiHidden="1" w:unhideWhenUsed="1"/>
+    <w:lsdException w:name="Table Grid" w:uiPriority="39"/>
+    <w:lsdException w:name="Table Theme" w:semiHidden="1" w:unhideWhenUsed="1"/>
+    <w:lsdException w:name="Placeholder Text" w:semiHidden="1"/>
+    <w:lsdException w:name="No Spacing" w:uiPriority="1" w:qFormat="1"/>
+    <w:lsdException w:name="Light Shading" w:uiPriority="60"/>
+    <w:lsdException w:name="Light List" w:uiPriority="61"/>
+    <w:lsdException w:name="Light Grid" w:uiPriority="62"/>
+    <w:lsdException w:name="Medium Shading 1" w:uiPriority="63"/>
+    <w:lsdException w:name="Medium Shading 2" w:uiPriority="64"/>
+    <w:lsdException w:name="Medium List 1" w:uiPriority="65"/>
+    <w:lsdException w:name="Medium List 2" w:uiPriority="66"/>
+    <w:lsdException w:name="Medium Grid 1" w:uiPriority="67"/>
+    <w:lsdException w:name="Medium Grid 2" w:uiPriority="68"/>
+    <w:lsdException w:name="Medium Grid 3" w:uiPriority="69"/>
+    <w:lsdException w:name="Dark List" w:uiPriority="70"/>
+    <w:lsdException w:name="Colorful Shading" w:uiPriority="71"/>
+    <w:lsdException w:name="Colorful List" w:uiPriority="72"/>
+    <w:lsdException w:name="Colorful Grid" w:uiPriority="73"/>
+    <w:lsdException w:name="Light Shading Accent 1" w:uiPriority="60"/>
+    <w:lsdException w:name="Light List Accent 1" w:uiPriority="61"/>
+    <w:lsdException w:name="Light Grid Accent 1" w:uiPriority="62"/>
+    <w:lsdException w:name="Medium Shading 1 Accent 1" w:uiPriority="63"/>
+    <w:lsdException w:name="Medium Shading 2 Accent 1" w:uiPriority="64"/>
+    <w:lsdException w:name="Medium List 1 Accent 1" w:uiPriority="65"/>
+    <w:lsdException w:name="Revision" w:semiHidden="1"/>
+    <w:lsdException w:name="List Paragraph" w:uiPriority="34" w:qFormat="1"/>
+    <w:lsdException w:name="Quote" w:uiPriority="29" w:qFormat="1"/>
+    <w:lsdException w:name="Intense Quote" w:uiPriority="30" w:qFormat="1"/>
+    <w:lsdException w:name="Medium List 2 Accent 1" w:uiPriority="66"/>
+    <w:lsdException w:name="Medium Grid 1 Accent 1" w:uiPriority="67"/>
+    <w:lsdException w:name="Medium Grid 2 Accent 1" w:uiPriority="68"/>
+    <w:lsdException w:name="Medium Grid 3 Accent 1" w:uiPriority="69"/>
+    <w:lsdException w:name="Dark List Accent 1" w:uiPriority="70"/>
+    <w:lsdException w:name="Colorful Shading Accent 1" w:uiPriority="71"/>
+    <w:lsdException w:name="Colorful List Accent 1" w:uiPriority="72"/>
+    <w:lsdException w:name="Colorful Grid Accent 1" w:uiPriority="73"/>
+    <w:lsdException w:name="Light Shading Accent 2" w:uiPriority="60"/>
+    <w:lsdException w:name="Light List Accent 2" w:uiPriority="61"/>
+    <w:lsdException w:name="Light Grid Accent 2" w:uiPriority="62"/>
+    <w:lsdException w:name="Medium Shading 1 Accent 2" w:uiPriority="63"/>
+    <w:lsdException w:name="Medium Shading 2 Accent 2" w:uiPriority="64"/>
+    <w:lsdException w:name="Medium List 1 Accent 2" w:uiPriority="65"/>
+    <w:lsdException w:name="Medium List 2 Accent 2" w:uiPriority="66"/>
+    <w:lsdException w:name="Medium Grid 1 Accent 2" w:uiPriority="67"/>
+    <w:lsdException w:name="Medium Grid 2 Accent 2" w:uiPriority="68"/>
+    <w:lsdException w:name="Medium Grid 3 Accent 2" w:uiPriority="69"/>
+    <w:lsdException w:name="Dark List Accent 2" w:uiPriority="70"/>
+    <w:lsdException w:name="Colorful Shading Accent 2" w:uiPriority="71"/>
+    <w:lsdException w:name="Colorful List Accent 2" w:uiPriority="72"/>
+    <w:lsdException w:name="Colorful Grid Accent 2" w:uiPriority="73"/>
+    <w:lsdException w:name="Light Shading Accent 3" w:uiPriority="60"/>
+    <w:lsdException w:name="Light List Accent 3" w:uiPriority="61"/>
+    <w:lsdException w:name="Light Grid Accent 3" w:uiPriority="62"/>
+    <w:lsdException w:name="Medium Shading 1 Accent 3" w:uiPriority="63"/>
+    <w:lsdException w:name="Medium Shading 2 Accent 3" w:uiPriority="64"/>
+    <w:lsdException w:name="Medium List 1 Accent 3" w:uiPriority="65"/>
+    <w:lsdException w:name="Medium List 2 Accent 3" w:uiPriority="66"/>
+    <w:lsdException w:name="Medium Grid 1 Accent 3" w:uiPriority="67"/>
+    <w:lsdException w:name="Medium Grid 2 Accent 3" w:uiPriority="68"/>
+    <w:lsdException w:name="Medium Grid 3 Accent 3" w:uiPriority="69"/>
+    <w:lsdException w:name="Dark List Accent 3" w:uiPriority="70"/>
+    <w:lsdException w:name="Colorful Shading Accent 3" w:uiPriority="71"/>
+    <w:lsdException w:name="Colorful List Accent 3" w:uiPriority="72"/>
+    <w:lsdException w:name="Colorful Grid Accent 3" w:uiPriority="73"/>
+    <w:lsdException w:name="Light Shading Accent 4" w:uiPriority="60"/>
+    <w:lsdException w:name="Light List Accent 4" w:uiPriority="61"/>
+    <w:lsdException w:name="Light Grid Accent 4" w:uiPriority="62"/>
+    <w:lsdException w:name="Medium Shading 1 Accent 4" w:uiPriority="63"/>
+    <w:lsdException w:name="Medium Shading 2 Accent 4" w:uiPriority="64"/>
+    <w:lsdException w:name="Medium List 1 Accent 4" w:uiPriority="65"/>
+    <w:lsdException w:name="Medium List 2 Accent 4" w:uiPriority="66"/>
+    <w:lsdException w:name="Medium Grid 1 Accent 4" w:uiPriority="67"/>
+    <w:lsdException w:name="Medium Grid 2 Accent 4" w:uiPriority="68"/>
+    <w:lsdException w:name="Medium Grid 3 Accent 4" w:uiPriority="69"/>
+    <w:lsdException w:name="Dark List Accent 4" w:uiPriority="70"/>
+    <w:lsdException w:name="Colorful Shading Accent 4" w:uiPriority="71"/>
+    <w:lsdException w:name="Colorful List Accent 4" w:uiPriority="72"/>
+    <w:lsdException w:name="Colorful Grid Accent 4" w:uiPriority="73"/>
+    <w:lsdException w:name="Light Shading Accent 5" w:uiPriority="60"/>
+    <w:lsdException w:name="Light List Accent 5" w:uiPriority="61"/>
+    <w:lsdException w:name="Light Grid Accent 5" w:uiPriority="62"/>
+    <w:lsdException w:name="Medium Shading 1 Accent 5" w:uiPriority="63"/>
+    <w:lsdException w:name="Medium Shading 2 Accent 5" w:uiPriority="64"/>
+    <w:lsdException w:name="Medium List 1 Accent 5" w:uiPriority="65"/>
+    <w:lsdException w:name="Medium List 2 Accent 5" w:uiPriority="66"/>
+    <w:lsdException w:name="Medium Grid 1 Accent 5" w:uiPriority="67"/>
+    <w:lsdException w:name="Medium Grid 2 Accent 5" w:uiPriority="68"/>
+    <w:lsdException w:name="Medium Grid 3 Accent 5" w:uiPriority="69"/>
+    <w:lsdException w:name="Dark List Accent 5" w:uiPriority="70"/>
+    <w:lsdException w:name="Colorful Shading Accent 5" w:uiPriority="71"/>
+    <w:lsdException w:name="Colorful List Accent 5" w:uiPriority="72"/>
+    <w:lsdException w:name="Colorful Grid Accent 5" w:uiPriority="73"/>
+    <w:lsdException w:name="Light Shading Accent 6" w:uiPriority="60"/>
+    <w:lsdException w:name="Light List Accent 6" w:uiPriority="61"/>
+    <w:lsdException w:name="Light Grid Accent 6" w:uiPriority="62"/>
+    <w:lsdException w:name="Medium Shading 1 Accent 6" w:uiPriority="63"/>
+    <w:lsdException w:name="Medium Shading 2 Accent 6" w:uiPriority="64"/>
+    <w:lsdException w:name="Medium List 1 Accent 6" w:uiPriority="65"/>
+    <w:lsdException w:name="Medium List 2 Accent 6" w:uiPriority="66"/>
+    <w:lsdException w:name="Medium Grid 1 Accent 6" w:uiPriority="67"/>
+    <w:lsdException w:name="Medium Grid 2 Accent 6" w:uiPriority="68"/>
+    <w:lsdException w:name="Medium Grid 3 Accent 6" w:uiPriority="69"/>
+    <w:lsdException w:name="Dark List Accent 6" w:uiPriority="70"/>
+    <w:lsdException w:name="Colorful Shading Accent 6" w:uiPriority="71"/>
+    <w:lsdException w:name="Colorful List Accent 6" w:uiPriority="72"/>
+    <w:lsdException w:name="Colorful Grid Accent 6" w:uiPriority="73"/>
+    <w:lsdException w:name="Subtle Emphasis" w:uiPriority="19" w:qFormat="1"/>
+    <w:lsdException w:name="Intense Emphasis" w:uiPriority="21" w:qFormat="1"/>
+    <w:lsdException w:name="Subtle Reference" w:uiPriority="31" w:qFormat="1"/>
+    <w:lsdException w:name="Intense Reference" w:uiPriority="32" w:qFormat="1"/>
+    <w:lsdException w:name="Book Title" w:uiPriority="33" w:qFormat="1"/>
+    <w:lsdException w:name="Bibliography" w:semiHidden="1" w:uiPriority="37" w:unhideWhenUsed="1"/>
+    <w:lsdException w:name="TOC Heading" w:semiHidden="1" w:uiPriority="39" w:unhideWhenUsed="1" w:qFormat="1"/>
+    <w:lsdException w:name="Plain Table 1" w:uiPriority="41"/>
+    <w:lsdException w:name="Plain Table 2" w:uiPriority="42"/>
+    <w:lsdException w:name="Plain Table 3" w:uiPriority="43"/>
+    <w:lsdException w:name="Plain Table 4" w:uiPriority="44"/>
+    <w:lsdException w:name="Plain Table 5" w:uiPriority="45"/>
+    <w:lsdException w:name="Grid Table Light" w:uiPriority="40"/>
+    <w:lsdException w:name="Grid Table 1 Light" w:uiPriority="46"/>
+    <w:lsdException w:name="Grid Table 2" w:uiPriority="47"/>
+    <w:lsdException w:name="Grid Table 3" w:uiPriority="48"/>
+    <w:lsdException w:name="Grid Table 4" w:uiPriority="49"/>
+    <w:lsdException w:name="Grid Table 5 Dark" w:uiPriority="50"/>
+    <w:lsdException w:name="Grid Table 6 Colorful" w:uiPriority="51"/>
+    <w:lsdException w:name="Grid Table 7 Colorful" w:uiPriority="52"/>
+    <w:lsdException w:name="Grid Table 1 Light Accent 1" w:uiPriority="46"/>
+    <w:lsdException w:name="Grid Table 2 Accent 1" w:uiPriority="47"/>
+    <w:lsdException w:name="Grid Table 3 Accent 1" w:uiPriority="48"/>
+    <w:lsdException w:name="Grid Table 4 Accent 1" w:uiPriority="49"/>
+    <w:lsdException w:name="Grid Table 5 Dark Accent 1" w:uiPriority="50"/>
+    <w:lsdException w:name="Grid Table 6 Colorful Accent 1" w:uiPriority="51"/>
+    <w:lsdException w:name="Grid Table 7 Colorful Accent 1" w:uiPriority="52"/>
+    <w:lsdException w:name="Grid Table 1 Light Accent 2" w:uiPriority="46"/>
+    <w:lsdException w:name="Grid Table 2 Accent 2" w:uiPriority="47"/>
+    <w:lsdException w:name="Grid Table 3 Accent 2" w:uiPriority="48"/>
+    <w:lsdException w:name="Grid Table 4 Accent 2" w:uiPriority="49"/>
+    <w:lsdException w:name="Grid Table 5 Dark Accent 2" w:uiPriority="50"/>
+    <w:lsdException w:name="Grid Table 6 Colorful Accent 2" w:uiPriority="51"/>
+    <w:lsdException w:name="Grid Table 7 Colorful Accent 2" w:uiPriority="52"/>
+    <w:lsdException w:name="Grid Table 1 Light Accent 3" w:uiPriority="46"/>
+    <w:lsdException w:name="Grid Table 2 Accent 3" w:uiPriority="47"/>
+    <w:lsdException w:name="Grid Table 3 Accent 3" w:uiPriority="48"/>
+    <w:lsdException w:name="Grid Table 4 Accent 3" w:uiPriority="49"/>
+    <w:lsdException w:name="Grid Table 5 Dark Accent 3" w:uiPriority="50"/>
+    <w:lsdException w:name="Grid Table 6 Colorful Accent 3" w:uiPriority="51"/>
+    <w:lsdException w:name="Grid Table 7 Colorful Accent 3" w:uiPriority="52"/>
+    <w:lsdException w:name="Grid Table 1 Light Accent 4" w:uiPriority="46"/>
+    <w:lsdException w:name="Grid Table 2 Accent 4" w:uiPriority="47"/>
+    <w:lsdException w:name="Grid Table 3 Accent 4" w:uiPriority="48"/>
+    <w:lsdException w:name="Grid Table 4 Accent 4" w:uiPriority="49"/>
+    <w:lsdException w:name="Grid Table 5 Dark Accent 4" w:uiPriority="50"/>
+    <w:lsdException w:name="Grid Table 6 Colorful Accent 4" w:uiPriority="51"/>
+    <w:lsdException w:name="Grid Table 7 Colorful Accent 4" w:uiPriority="52"/>
+    <w:lsdException w:name="Grid Table 1 Light Accent 5" w:uiPriority="46"/>
+    <w:lsdException w:name="Grid Table 2 Accent 5" w:uiPriority="47"/>
+    <w:lsdException w:name="Grid Table 3 Accent 5" w:uiPriority="48"/>
+    <w:lsdException w:name="Grid Table 4 Accent 5" w:uiPriority="49"/>
+    <w:lsdException w:name="Grid Table 5 Dark Accent 5" w:uiPriority="50"/>
+    <w:lsdException w:name="Grid Table 6 Colorful Accent 5" w:uiPriority="51"/>
+    <w:lsdException w:name="Grid Table 7 Colorful Accent 5" w:uiPriority="52"/>
+    <w:lsdException w:name="Grid Table 1 Light Accent 6" w:uiPriority="46"/>
+    <w:lsdException w:name="Grid Table 2 Accent 6" w:uiPriority="47"/>
+    <w:lsdException w:name="Grid Table 3 Accent 6" w:uiPriority="48"/>
+    <w:lsdException w:name="Grid Table 4 Accent 6" w:uiPriority="49"/>
+    <w:lsdException w:name="Grid Table 5 Dark Accent 6" w:uiPriority="50"/>
+    <w:lsdException w:name="Grid Table 6 Colorful Accent 6" w:uiPriority="51"/>
+    <w:lsdException w:name="Grid Table 7 Colorful Accent 6" w:uiPriority="52"/>
+    <w:lsdException w:name="List Table 1 Light" w:uiPriority="46"/>
+    <w:lsdException w:name="List Table 2" w:uiPriority="47"/>
+    <w:lsdException w:name="List Table 3" w:uiPriority="48"/>
+    <w:lsdException w:name="List Table 4" w:uiPriority="49"/>
+    <w:lsdException w:name="List Table 5 Dark" w:uiPriority="50"/>
+    <w:lsdException w:name="List Table 6 Colorful" w:uiPriority="51"/>
+    <w:lsdException w:name="List Table 7 Colorful" w:uiPriority="52"/>
+    <w:lsdException w:name="List Table 1 Light Accent 1" w:uiPriority="46"/>
+    <w:lsdException w:name="List Table 2 Accent 1" w:uiPriority="47"/>
+    <w:lsdException w:name="List Table 3 Accent 1" w:uiPriority="48"/>
+    <w:lsdException w:name="List Table 4 Accent 1" w:uiPriority="49"/>
+    <w:lsdException w:name="List Table 5 Dark Accent 1" w:uiPriority="50"/>
+    <w:lsdException w:name="List Table 6 Colorful Accent 1" w:uiPriority="51"/>
+    <w:lsdException w:name="List Table 7 Colorful Accent 1" w:uiPriority="52"/>
+    <w:lsdException w:name="List Table 1 Light Accent 2" w:uiPriority="46"/>
+    <w:lsdException w:name="List Table 2 Accent 2" w:uiPriority="47"/>
+    <w:lsdException w:name="List Table 3 Accent 2" w:uiPriority="48"/>
+    <w:lsdException w:name="List Table 4 Accent 2" w:uiPriority="49"/>
+    <w:lsdException w:name="List Table 5 Dark Accent 2" w:uiPriority="50"/>
+    <w:lsdException w:name="List Table 6 Colorful Accent 2" w:uiPriority="51"/>
+    <w:lsdException w:name="List Table 7 Colorful Accent 2" w:uiPriority="52"/>
+    <w:lsdException w:name="List Table 1 Light Accent 3" w:uiPriority="46"/>
+    <w:lsdException w:name="List Table 2 Accent 3" w:uiPriority="47"/>
+    <w:lsdException w:name="List Table 3 Accent 3" w:uiPriority="48"/>
+    <w:lsdException w:name="List Table 4 Accent 3" w:uiPriority="49"/>
+    <w:lsdException w:name="List Table 5 Dark Accent 3" w:uiPriority="50"/>
+    <w:lsdException w:name="List Table 6 Colorful Accent 3" w:uiPriority="51"/>
+    <w:lsdException w:name="List Table 7 Colorful Accent 3" w:uiPriority="52"/>
+    <w:lsdException w:name="List Table 1 Light Accent 4" w:uiPriority="46"/>
+    <w:lsdException w:name="List Table 2 Accent 4" w:uiPriority="47"/>
+    <w:lsdException w:name="List Table 3 Accent 4" w:uiPriority="48"/>
+    <w:lsdException w:name="List Table 4 Accent 4" w:uiPriority="49"/>
+    <w:lsdException w:name="List Table 5 Dark Accent 4" w:uiPriority="50"/>
+    <w:lsdException w:name="List Table 6 Colorful Accent 4" w:uiPriority="51"/>
+    <w:lsdException w:name="List Table 7 Colorful Accent 4" w:uiPriority="52"/>
+    <w:lsdException w:name="List Table 1 Light Accent 5" w:uiPriority="46"/>
+    <w:lsdException w:name="List Table 2 Accent 5" w:uiPriority="47"/>
+    <w:lsdException w:name="List Table 3 Accent 5" w:uiPriority="48"/>
+    <w:lsdException w:name="List Table 4 Accent 5" w:uiPriority="49"/>
+    <w:lsdException w:name="List Table 5 Dark Accent 5" w:uiPriority="50"/>
+    <w:lsdException w:name="List Table 6 Colorful Accent 5" w:uiPriority="51"/>
+    <w:lsdException w:name="List Table 7 Colorful Accent 5" w:uiPriority="52"/>
+    <w:lsdException w:name="List Table 1 Light Accent 6" w:uiPriority="46"/>
+    <w:lsdException w:name="List Table 2 Accent 6" w:uiPriority="47"/>
+    <w:lsdException w:name="List Table 3 Accent 6" w:uiPriority="48"/>
+    <w:lsdException w:name="List Table 4 Accent 6" w:uiPriority="49"/>
+    <w:lsdException w:name="List Table 5 Dark Accent 6" w:uiPriority="50"/>
+    <w:lsdException w:name="List Table 6 Colorful Accent 6" w:uiPriority="51"/>
+    <w:lsdException w:name="List Table 7 Colorful Accent 6" w:uiPriority="52"/>
+    <w:lsdException w:name="Mention" w:semiHidden="1" w:unhideWhenUsed="1"/>
+    <w:lsdException w:name="Smart Hyperlink" w:semiHidden="1" w:unhideWhenUsed="1"/>
+    <w:lsdException w:name="Hashtag" w:semiHidden="1" w:unhideWhenUsed="1"/>
+    <w:lsdException w:name="Unresolved Mention" w:semiHidden="1" w:unhideWhenUsed="1"/>
+    <w:lsdException w:name="Smart Link" w:semiHidden="1" w:unhideWhenUsed="1"/>
+  </w:latentStyles>
+  <w:style w:type="paragraph" w:default="1" w:styleId="Normal">
     <w:name w:val="Normal"/>
     <w:qFormat/>
     <w:pPr>
-      <w:widowControl w:val="false"/>
-      <w:kinsoku w:val="true"/>
-      <w:overflowPunct w:val="true"/>
-      <w:autoSpaceDE w:val="true"/>
-      <w:bidi w:val="0"/>
-      <w:spacing w:lineRule="auto" w:line="348" w:before="1247" w:after="1247"/>
+      <w:widowControl w:val="0"/>
+      <w:spacing w:before="1247" w:after="1247" w:line="348" w:lineRule="auto"/>
       <w:ind w:left="1247" w:right="1247"/>
     </w:pPr>
     <w:rPr>
-      <w:rFonts w:ascii="Liberation Serif;serif" w:hAnsi="Liberation Serif;serif" w:eastAsia="Liberation Serif;serif" w:cs="Liberation Serif;serif"/>
+      <w:rFonts w:ascii="Liberation Serif;serif" w:eastAsia="Liberation Serif;serif" w:hAnsi="Liberation Serif;serif" w:cs="Liberation Serif;serif"/>
       <w:color w:val="111111"/>
-      <w:sz w:val="24"/>
-      <w:szCs w:val="24"/>
-      <w:lang w:val="en-US" w:eastAsia="zh-CN" w:bidi="hi-IN"/>
     </w:rPr>
   </w:style>
   <w:style w:type="paragraph" w:styleId="Heading1">
     <w:name w:val="heading 1"/>
     <w:basedOn w:val="Heading"/>
     <w:next w:val="BodyText"/>
+    <w:uiPriority w:val="9"/>
     <w:qFormat/>
     <w:pPr>
-      <w:spacing w:before="240" w:after="113"/>
+      <w:spacing w:after="113"/>
+      <w:outlineLvl w:val="0"/>
     </w:pPr>
     <w:rPr>
       <w:b/>
@@ -1516,18 +1775,15 @@
     <w:name w:val="heading 2"/>
     <w:basedOn w:val="Heading"/>
     <w:next w:val="BodyText"/>
+    <w:uiPriority w:val="9"/>
+    <w:unhideWhenUsed/>
     <w:qFormat/>
     <w:pPr>
-      <w:numPr>
-        <w:ilvl w:val="0"/>
-        <w:numId w:val="0"/>
-      </w:numPr>
       <w:spacing w:before="397" w:after="142"/>
-      <w:ind w:left="1247"/>
       <w:outlineLvl w:val="1"/>
     </w:pPr>
     <w:rPr>
-      <w:rFonts w:ascii="Liberation Serif" w:hAnsi="Liberation Serif" w:eastAsia="Noto Serif CJK SC" w:cs="FreeSans"/>
+      <w:rFonts w:ascii="Liberation Serif" w:eastAsia="Noto Serif CJK SC" w:hAnsi="Liberation Serif" w:cs="FreeSans"/>
       <w:b/>
       <w:bCs/>
       <w:color w:val="14213D"/>
@@ -1539,18 +1795,16 @@
     <w:name w:val="heading 3"/>
     <w:basedOn w:val="Heading"/>
     <w:next w:val="BodyText"/>
+    <w:uiPriority w:val="9"/>
+    <w:semiHidden/>
+    <w:unhideWhenUsed/>
     <w:qFormat/>
     <w:pPr>
-      <w:numPr>
-        <w:ilvl w:val="0"/>
-        <w:numId w:val="0"/>
-      </w:numPr>
       <w:spacing w:before="255" w:after="113"/>
-      <w:ind w:left="1247"/>
       <w:outlineLvl w:val="2"/>
     </w:pPr>
     <w:rPr>
-      <w:rFonts w:ascii="Liberation Serif" w:hAnsi="Liberation Serif" w:eastAsia="Noto Serif CJK SC" w:cs="FreeSans"/>
+      <w:rFonts w:ascii="Liberation Serif" w:eastAsia="Noto Serif CJK SC" w:hAnsi="Liberation Serif" w:cs="FreeSans"/>
       <w:b/>
       <w:bCs/>
       <w:color w:val="14213D"/>
@@ -1558,6 +1812,33 @@
       <w:szCs w:val="26"/>
     </w:rPr>
   </w:style>
+  <w:style w:type="character" w:default="1" w:styleId="DefaultParagraphFont">
+    <w:name w:val="Default Paragraph Font"/>
+    <w:uiPriority w:val="1"/>
+    <w:semiHidden/>
+    <w:unhideWhenUsed/>
+  </w:style>
+  <w:style w:type="table" w:default="1" w:styleId="TableNormal">
+    <w:name w:val="Normal Table"/>
+    <w:uiPriority w:val="99"/>
+    <w:semiHidden/>
+    <w:unhideWhenUsed/>
+    <w:tblPr>
+      <w:tblInd w:w="0" w:type="dxa"/>
+      <w:tblCellMar>
+        <w:top w:w="0" w:type="dxa"/>
+        <w:left w:w="108" w:type="dxa"/>
+        <w:bottom w:w="0" w:type="dxa"/>
+        <w:right w:w="108" w:type="dxa"/>
+      </w:tblCellMar>
+    </w:tblPr>
+  </w:style>
+  <w:style w:type="numbering" w:default="1" w:styleId="NoList">
+    <w:name w:val="No List"/>
+    <w:uiPriority w:val="99"/>
+    <w:semiHidden/>
+    <w:unhideWhenUsed/>
+  </w:style>
   <w:style w:type="character" w:styleId="EndnoteReference">
     <w:name w:val="endnote reference"/>
     <w:rPr>
@@ -1570,15 +1851,13 @@
       <w:vertAlign w:val="superscript"/>
     </w:rPr>
   </w:style>
-  <w:style w:type="character" w:styleId="EndnoteCharacters">
+  <w:style w:type="character" w:customStyle="1" w:styleId="EndnoteCharacters">
     <w:name w:val="Endnote Characters"/>
     <w:qFormat/>
-    <w:rPr/>
-  </w:style>
-  <w:style w:type="character" w:styleId="FootnoteCharacters">
+  </w:style>
+  <w:style w:type="character" w:customStyle="1" w:styleId="FootnoteCharacters">
     <w:name w:val="Footnote Characters"/>
     <w:qFormat/>
-    <w:rPr/>
   </w:style>
   <w:style w:type="character" w:styleId="Hyperlink">
     <w:name w:val="Hyperlink"/>
@@ -1587,11 +1866,11 @@
       <w:u w:val="single"/>
     </w:rPr>
   </w:style>
-  <w:style w:type="character" w:styleId="Bullets">
+  <w:style w:type="character" w:customStyle="1" w:styleId="Bullets">
     <w:name w:val="Bullets"/>
     <w:qFormat/>
     <w:rPr>
-      <w:rFonts w:ascii="OpenSymbol" w:hAnsi="OpenSymbol" w:eastAsia="OpenSymbol" w:cs="OpenSymbol"/>
+      <w:rFonts w:ascii="OpenSymbol" w:eastAsia="OpenSymbol" w:hAnsi="OpenSymbol" w:cs="OpenSymbol"/>
     </w:rPr>
   </w:style>
   <w:style w:type="character" w:styleId="Strong">
@@ -1602,14 +1881,14 @@
       <w:bCs/>
     </w:rPr>
   </w:style>
-  <w:style w:type="character" w:styleId="SourceText">
+  <w:style w:type="character" w:customStyle="1" w:styleId="SourceText">
     <w:name w:val="Source Text"/>
     <w:qFormat/>
     <w:rPr>
-      <w:rFonts w:ascii="Liberation Mono" w:hAnsi="Liberation Mono" w:eastAsia="Noto Sans Mono CJK SC" w:cs="Liberation Mono"/>
+      <w:rFonts w:ascii="Liberation Mono" w:eastAsia="Noto Sans Mono CJK SC" w:hAnsi="Liberation Mono" w:cs="Liberation Mono"/>
     </w:rPr>
   </w:style>
-  <w:style w:type="paragraph" w:styleId="HorizontalLine">
+  <w:style w:type="paragraph" w:customStyle="1" w:styleId="HorizontalLine">
     <w:name w:val="Horizontal Line"/>
     <w:basedOn w:val="Normal"/>
     <w:next w:val="BodyText"/>
@@ -1638,25 +1917,22 @@
   <w:style w:type="paragraph" w:styleId="EnvelopeReturn">
     <w:name w:val="envelope return"/>
     <w:basedOn w:val="Normal"/>
-    <w:pPr/>
     <w:rPr>
       <w:i/>
     </w:rPr>
   </w:style>
-  <w:style w:type="paragraph" w:styleId="TableContents">
+  <w:style w:type="paragraph" w:customStyle="1" w:styleId="TableContents">
     <w:name w:val="Table Contents"/>
     <w:basedOn w:val="BodyText"/>
     <w:qFormat/>
-    <w:pPr/>
-    <w:rPr/>
-  </w:style>
-  <w:style w:type="paragraph" w:styleId="Heading">
+  </w:style>
+  <w:style w:type="paragraph" w:customStyle="1" w:styleId="Heading">
     <w:name w:val="Heading"/>
     <w:basedOn w:val="Normal"/>
     <w:next w:val="BodyText"/>
     <w:qFormat/>
     <w:pPr>
-      <w:keepNext w:val="true"/>
+      <w:keepNext/>
       <w:spacing w:before="240" w:after="283"/>
     </w:pPr>
     <w:rPr>
@@ -1665,7 +1941,7 @@
       <w:szCs w:val="28"/>
     </w:rPr>
   </w:style>
-  <w:style w:type="paragraph" w:styleId="Index">
+  <w:style w:type="paragraph" w:customStyle="1" w:styleId="Index">
     <w:name w:val="Index"/>
     <w:basedOn w:val="Normal"/>
     <w:qFormat/>
@@ -1688,30 +1964,27 @@
       <w:rFonts w:cs="FreeSans"/>
       <w:i/>
       <w:iCs/>
-      <w:sz w:val="24"/>
-      <w:szCs w:val="24"/>
     </w:rPr>
   </w:style>
   <w:style w:type="paragraph" w:styleId="List">
     <w:name w:val="List"/>
     <w:basedOn w:val="BodyText"/>
-    <w:pPr/>
     <w:rPr>
       <w:rFonts w:cs="FreeSans"/>
     </w:rPr>
   </w:style>
-  <w:style w:type="paragraph" w:styleId="BodyTextmeta">
+  <w:style w:type="paragraph" w:customStyle="1" w:styleId="BodyTextmeta">
     <w:name w:val="Body Text.meta"/>
     <w:basedOn w:val="BodyText"/>
     <w:qFormat/>
     <w:pPr>
-      <w:spacing w:before="0" w:after="340"/>
+      <w:spacing w:after="340"/>
     </w:pPr>
     <w:rPr>
       <w:color w:val="444444"/>
     </w:rPr>
   </w:style>
-  <w:style w:type="paragraph" w:styleId="BodyTextcaption">
+  <w:style w:type="paragraph" w:customStyle="1" w:styleId="BodyTextcaption">
     <w:name w:val="Body Text.caption"/>
     <w:basedOn w:val="BodyText"/>
     <w:qFormat/>
@@ -1724,15 +1997,15 @@
       <w:szCs w:val="20"/>
     </w:rPr>
   </w:style>
-  <w:style w:type="paragraph" w:styleId="PreformattedText">
+  <w:style w:type="paragraph" w:customStyle="1" w:styleId="PreformattedText">
     <w:name w:val="Preformatted Text"/>
     <w:basedOn w:val="Normal"/>
     <w:qFormat/>
     <w:pPr>
-      <w:spacing w:before="1247" w:after="0"/>
+      <w:spacing w:after="0"/>
     </w:pPr>
     <w:rPr>
-      <w:rFonts w:ascii="Liberation Mono" w:hAnsi="Liberation Mono" w:eastAsia="Noto Sans Mono CJK SC" w:cs="Liberation Mono"/>
+      <w:rFonts w:ascii="Liberation Mono" w:eastAsia="Noto Sans Mono CJK SC" w:hAnsi="Liberation Mono" w:cs="Liberation Mono"/>
       <w:sz w:val="20"/>
       <w:szCs w:val="20"/>
     </w:rPr>
@@ -1741,56 +2014,56 @@
 </file>
 
 <file path=word/theme/theme1.xml><?xml version="1.0" encoding="utf-8"?>
-<a:theme xmlns:a="http://schemas.openxmlformats.org/drawingml/2006/main" xmlns:r="http://schemas.openxmlformats.org/officeDocument/2006/relationships" name="Office">
+<a:theme xmlns:a="http://schemas.openxmlformats.org/drawingml/2006/main" name="Office">
   <a:themeElements>
     <a:clrScheme name="LibreOffice">
       <a:dk1>
         <a:srgbClr val="000000"/>
       </a:dk1>
       <a:lt1>
-        <a:srgbClr val="ffffff"/>
+        <a:srgbClr val="FFFFFF"/>
       </a:lt1>
       <a:dk2>
         <a:srgbClr val="000000"/>
       </a:dk2>
       <a:lt2>
-        <a:srgbClr val="ffffff"/>
+        <a:srgbClr val="FFFFFF"/>
       </a:lt2>
       <a:accent1>
-        <a:srgbClr val="18a303"/>
+        <a:srgbClr val="18A303"/>
       </a:accent1>
       <a:accent2>
-        <a:srgbClr val="0369a3"/>
+        <a:srgbClr val="0369A3"/>
       </a:accent2>
       <a:accent3>
-        <a:srgbClr val="a33e03"/>
+        <a:srgbClr val="A33E03"/>
       </a:accent3>
       <a:accent4>
-        <a:srgbClr val="8e03a3"/>
+        <a:srgbClr val="8E03A3"/>
       </a:accent4>
       <a:accent5>
-        <a:srgbClr val="c99c00"/>
+        <a:srgbClr val="C99C00"/>
       </a:accent5>
       <a:accent6>
-        <a:srgbClr val="c9211e"/>
+        <a:srgbClr val="C9211E"/>
       </a:accent6>
       <a:hlink>
-        <a:srgbClr val="0000ee"/>
+        <a:srgbClr val="0000EE"/>
       </a:hlink>
       <a:folHlink>
-        <a:srgbClr val="551a8b"/>
+        <a:srgbClr val="551A8B"/>
       </a:folHlink>
     </a:clrScheme>
     <a:fontScheme name="Office">
       <a:majorFont>
-        <a:latin typeface="Arial" pitchFamily="0" charset="1"/>
-        <a:ea typeface="DejaVu Sans" pitchFamily="0" charset="1"/>
-        <a:cs typeface="DejaVu Sans" pitchFamily="0" charset="1"/>
+        <a:latin typeface="Arial"/>
+        <a:ea typeface="DejaVu Sans"/>
+        <a:cs typeface="DejaVu Sans"/>
       </a:majorFont>
       <a:minorFont>
-        <a:latin typeface="Arial" pitchFamily="0" charset="1"/>
-        <a:ea typeface="DejaVu Sans" pitchFamily="0" charset="1"/>
-        <a:cs typeface="DejaVu Sans" pitchFamily="0" charset="1"/>
+        <a:latin typeface="Arial"/>
+        <a:ea typeface="DejaVu Sans"/>
+        <a:cs typeface="DejaVu Sans"/>
       </a:minorFont>
     </a:fontScheme>
     <a:fmtScheme>
@@ -1843,5 +2116,7 @@
       </a:bgFillStyleLst>
     </a:fmtScheme>
   </a:themeElements>
+  <a:objectDefaults/>
+  <a:extraClrSchemeLst/>
 </a:theme>
 </file>